--- a/Nuclear_Fuel_Performance/NE533_Spring2026/MOOSE/MOOSE Part 1 Grading Notes.docx
+++ b/Nuclear_Fuel_Performance/NE533_Spring2026/MOOSE/MOOSE Part 1 Grading Notes.docx
@@ -3,25 +3,406 @@
 <w:document xmlns:wpc="http://schemas.microsoft.com/office/word/2010/wordprocessingCanvas" xmlns:cx="http://schemas.microsoft.com/office/drawing/2014/chartex" xmlns:cx1="http://schemas.microsoft.com/office/drawing/2015/9/8/chartex" xmlns:cx2="http://schemas.microsoft.com/office/drawing/2015/10/21/chartex" xmlns:cx3="http://schemas.microsoft.com/office/drawing/2016/5/9/chartex" xmlns:cx4="http://schemas.microsoft.com/office/drawing/2016/5/10/chartex" xmlns:cx5="http://schemas.microsoft.com/office/drawing/2016/5/11/chartex" xmlns:cx6="http://schemas.microsoft.com/office/drawing/2016/5/12/chartex" xmlns:cx7="http://schemas.microsoft.com/office/drawing/2016/5/13/chartex" xmlns:cx8="http://schemas.microsoft.com/office/drawing/2016/5/14/chartex" xmlns:mc="http://schemas.openxmlformats.org/markup-compatibility/2006" xmlns:aink="http://schemas.microsoft.com/office/drawing/2016/ink" xmlns:am3d="http://schemas.microsoft.com/office/drawing/2017/model3d" xmlns:o="urn:schemas-microsoft-com:office:office" xmlns:oel="http://schemas.microsoft.com/office/2019/extlst" xmlns:r="http://schemas.openxmlformats.org/officeDocument/2006/relationships" xmlns:m="http://schemas.openxmlformats.org/officeDocument/2006/math" xmlns:v="urn:schemas-microsoft-com:vml" xmlns:wp14="http://schemas.microsoft.com/office/word/2010/wordprocessingDrawing" xmlns:wp="http://schemas.openxmlformats.org/drawingml/2006/wordprocessingDrawing" xmlns:w10="urn:schemas-microsoft-com:office:word" xmlns:w="http://schemas.openxmlformats.org/wordprocessingml/2006/main" xmlns:w14="http://schemas.microsoft.com/office/word/2010/wordml" xmlns:w15="http://schemas.microsoft.com/office/word/2012/wordml" xmlns:w16cex="http://schemas.microsoft.com/office/word/2018/wordml/cex" xmlns:w16cid="http://schemas.microsoft.com/office/word/2016/wordml/cid" xmlns:w16="http://schemas.microsoft.com/office/word/2018/wordml" xmlns:w16du="http://schemas.microsoft.com/office/word/2023/wordml/word16du" xmlns:w16sdtdh="http://schemas.microsoft.com/office/word/2020/wordml/sdtdatahash" xmlns:w16sdtfl="http://schemas.microsoft.com/office/word/2024/wordml/sdtformatlock" xmlns:w16se="http://schemas.microsoft.com/office/word/2015/wordml/symex" xmlns:wpg="http://schemas.microsoft.com/office/word/2010/wordprocessingGroup" xmlns:wpi="http://schemas.microsoft.com/office/word/2010/wordprocessingInk" xmlns:wne="http://schemas.microsoft.com/office/word/2006/wordml" xmlns:wps="http://schemas.microsoft.com/office/word/2010/wordprocessingShape" mc:Ignorable="w14 w15 w16se w16cid w16 w16cex w16sdtdh w16sdtfl w16du wp14">
   <w:body>
     <w:p>
+      <w:pPr>
+        <w:spacing w:line="240" w:lineRule="auto"/>
+      </w:pPr>
       <w:r>
         <w:t>MOOSE Part 1 Grading Notes</w:t>
       </w:r>
     </w:p>
-    <w:p/>
-    <w:p>
-      <w:r>
-        <w:t>CeCe</w:t>
-      </w:r>
-    </w:p>
-    <w:p>
-      <w:r>
-        <w:t>Good outline and justification of materials properties. Word sucks for equations, why not use latex? So much easier… Typo in your UO2 k(T), parenthesis in the wrong place. The gap has the lowest thermal conductivity</w:t>
-      </w:r>
-      <w:r>
-        <w:t xml:space="preserve">, you say it is the fuel. </w:t>
-      </w:r>
-      <w:r>
-        <w:t xml:space="preserve">You’ve had to lower the tolerances quite a bit. Seems your convergence is rather poor. Can maybe do some tweaking with </w:t>
+    <w:p>
+      <w:pPr>
+        <w:spacing w:line="240" w:lineRule="auto"/>
+      </w:pPr>
+    </w:p>
+    <w:p>
+      <w:pPr>
+        <w:spacing w:line="240" w:lineRule="auto"/>
+      </w:pPr>
+      <w:r>
+        <w:t>Abby</w:t>
+      </w:r>
+    </w:p>
+    <w:p>
+      <w:pPr>
+        <w:spacing w:line="240" w:lineRule="auto"/>
+      </w:pPr>
+    </w:p>
+    <w:p>
+      <w:pPr>
+        <w:spacing w:line="240" w:lineRule="auto"/>
+      </w:pPr>
+      <w:r>
+        <w:t xml:space="preserve">Very well written. </w:t>
+      </w:r>
+      <w:r>
+        <w:t xml:space="preserve">Good geometry setup. Good initial condition. Don’t think your timestep needed to be so small. I changed it to 1 and it still performed well and reached steady state faster. I also added a </w:t>
+      </w:r>
+      <w:proofErr w:type="spellStart"/>
+      <w:r>
+        <w:t>steady_state_tolerance</w:t>
+      </w:r>
+      <w:proofErr w:type="spellEnd"/>
+      <w:r>
+        <w:t xml:space="preserve"> instead of leaving it as the default. Your method for removing the gap </w:t>
+      </w:r>
+      <w:r>
+        <w:t xml:space="preserve">could </w:t>
+      </w:r>
+      <w:proofErr w:type="gramStart"/>
+      <w:r>
+        <w:t>work</w:t>
+      </w:r>
+      <w:r>
+        <w:t>, but</w:t>
+      </w:r>
+      <w:proofErr w:type="gramEnd"/>
+      <w:r>
+        <w:t xml:space="preserve"> will not for what is needed in part 3, which will include gap closure. This </w:t>
+      </w:r>
+      <w:proofErr w:type="spellStart"/>
+      <w:r>
+        <w:t>isnt</w:t>
+      </w:r>
+      <w:proofErr w:type="spellEnd"/>
+      <w:r>
+        <w:t xml:space="preserve"> arc-length, its </w:t>
+      </w:r>
+      <w:proofErr w:type="gramStart"/>
+      <w:r>
+        <w:t>actually radius</w:t>
+      </w:r>
+      <w:proofErr w:type="gramEnd"/>
+      <w:r>
+        <w:t xml:space="preserve">. </w:t>
+      </w:r>
+      <w:r>
+        <w:t xml:space="preserve">Where did your fuel kth come from, this value is probably too high. The issue with setting your mesh up this way is that you have elements that span multiple regions, and the code </w:t>
+      </w:r>
+      <w:proofErr w:type="gramStart"/>
+      <w:r>
+        <w:t>has to</w:t>
+      </w:r>
+      <w:proofErr w:type="gramEnd"/>
+      <w:r>
+        <w:t xml:space="preserve"> interpolate over that mixed region, which can lead to errors. Doing a </w:t>
+      </w:r>
+      <w:proofErr w:type="spellStart"/>
+      <w:r>
+        <w:t>stiched</w:t>
+      </w:r>
+      <w:proofErr w:type="spellEnd"/>
+      <w:r>
+        <w:t xml:space="preserve"> mesh</w:t>
+      </w:r>
+      <w:r>
+        <w:t xml:space="preserve"> (or a cartesian mesh)</w:t>
+      </w:r>
+      <w:r>
+        <w:t xml:space="preserve"> allows you to sidestep this</w:t>
+      </w:r>
+      <w:r>
+        <w:t xml:space="preserve">, meshing each region separately, which can often be better, but might not always be needed. I prefer figure captions to be below the figures.  Your figure 7 should tell you that your implicit gap is not correct, as there is not temperature drop across the ‘gap’ here. You just basically removed the gap only. </w:t>
+      </w:r>
+      <w:r>
+        <w:t xml:space="preserve">Look at doing a combined mesh with gap heat transfer. </w:t>
+      </w:r>
+      <w:r>
+        <w:t xml:space="preserve">But everything runs </w:t>
+      </w:r>
+      <w:r>
+        <w:t>ok</w:t>
+      </w:r>
+      <w:r>
+        <w:t xml:space="preserve">. </w:t>
+      </w:r>
+    </w:p>
+    <w:p>
+      <w:pPr>
+        <w:spacing w:line="240" w:lineRule="auto"/>
+      </w:pPr>
+    </w:p>
+    <w:p>
+      <w:pPr>
+        <w:spacing w:line="240" w:lineRule="auto"/>
+      </w:pPr>
+      <w:r>
+        <w:t>Grade: 9</w:t>
+      </w:r>
+      <w:r>
+        <w:t>1</w:t>
+      </w:r>
+    </w:p>
+    <w:p>
+      <w:pPr>
+        <w:spacing w:line="240" w:lineRule="auto"/>
+      </w:pPr>
+    </w:p>
+    <w:p>
+      <w:pPr>
+        <w:spacing w:line="240" w:lineRule="auto"/>
+      </w:pPr>
+      <w:r>
+        <w:t>Preston DF</w:t>
+      </w:r>
+    </w:p>
+    <w:p>
+      <w:pPr>
+        <w:spacing w:line="240" w:lineRule="auto"/>
+      </w:pPr>
+    </w:p>
+    <w:p>
+      <w:pPr>
+        <w:spacing w:line="240" w:lineRule="auto"/>
+      </w:pPr>
+      <w:r>
+        <w:t xml:space="preserve">Would have been better to add </w:t>
+      </w:r>
+      <w:proofErr w:type="spellStart"/>
+      <w:r>
+        <w:t>steady_state_detection</w:t>
+      </w:r>
+      <w:proofErr w:type="spellEnd"/>
+      <w:r>
+        <w:t xml:space="preserve">. I didn’t get your input 1.1 to converge and exit cleanly, largely because of the tolerances set. If tolerances are too tight, it will cut and cut the timestep, when it isn’t needed. You had a font change in the report which makes things look weird. Good referencing your material properties and justifying the temperature values. Would be good to include the references in the table and provide a table caption. </w:t>
+      </w:r>
+      <w:r>
+        <w:t xml:space="preserve">Excellent setup of geometry with and without mesh. Your mesh density seems far too sparse, and oddly </w:t>
+      </w:r>
+      <w:proofErr w:type="gramStart"/>
+      <w:r>
+        <w:t>more dense</w:t>
+      </w:r>
+      <w:proofErr w:type="gramEnd"/>
+      <w:r>
+        <w:t xml:space="preserve"> in y than x. I didn’t see a mesh convergence study, which was needed here. If I refine your mesh, I can get a T0 of 1262K. You could do a better job of displaying results such that they are comparable. </w:t>
+      </w:r>
+      <w:proofErr w:type="gramStart"/>
+      <w:r>
+        <w:t>Generally</w:t>
+      </w:r>
+      <w:proofErr w:type="gramEnd"/>
+      <w:r>
+        <w:t xml:space="preserve"> well written. Got everything done and things run quickly. Missing the convergence </w:t>
+      </w:r>
+      <w:proofErr w:type="gramStart"/>
+      <w:r>
+        <w:t>study, and</w:t>
+      </w:r>
+      <w:proofErr w:type="gramEnd"/>
+      <w:r>
+        <w:t xml:space="preserve"> can improve results section.</w:t>
+      </w:r>
+    </w:p>
+    <w:p>
+      <w:pPr>
+        <w:spacing w:line="240" w:lineRule="auto"/>
+      </w:pPr>
+    </w:p>
+    <w:p>
+      <w:pPr>
+        <w:spacing w:line="240" w:lineRule="auto"/>
+      </w:pPr>
+      <w:r>
+        <w:t>Grade: 94</w:t>
+      </w:r>
+    </w:p>
+    <w:p>
+      <w:pPr>
+        <w:spacing w:line="240" w:lineRule="auto"/>
+      </w:pPr>
+    </w:p>
+    <w:p>
+      <w:pPr>
+        <w:spacing w:line="240" w:lineRule="auto"/>
+      </w:pPr>
+      <w:proofErr w:type="spellStart"/>
+      <w:r>
+        <w:t>Wonkyo</w:t>
+      </w:r>
+      <w:proofErr w:type="spellEnd"/>
+    </w:p>
+    <w:p>
+      <w:pPr>
+        <w:spacing w:line="240" w:lineRule="auto"/>
+      </w:pPr>
+    </w:p>
+    <w:p>
+      <w:pPr>
+        <w:spacing w:line="240" w:lineRule="auto"/>
+      </w:pPr>
+      <w:r>
+        <w:t>The axial BCs shouldn’t be necessary, as there is no axial dependence here. You are restating what is default. Not a bad thing, but not necessary. Better to have steady-state detection on than running to a specific time, as you might not be at steady-state.</w:t>
+      </w:r>
+      <w:r>
+        <w:t xml:space="preserve"> My run converged at 81 steps, not 50.</w:t>
+      </w:r>
+      <w:r>
+        <w:t xml:space="preserve"> Can reduce the NL tolerances, which helps with convergence. Using newton is </w:t>
+      </w:r>
+      <w:proofErr w:type="gramStart"/>
+      <w:r>
+        <w:t>fine, but</w:t>
+      </w:r>
+      <w:proofErr w:type="gramEnd"/>
+      <w:r>
+        <w:t xml:space="preserve"> not needed. Solves in the same number of steps as PJFNK. Would be good to cite the values for material properties, even if from the notes or </w:t>
+      </w:r>
+      <w:r>
+        <w:lastRenderedPageBreak/>
+        <w:t xml:space="preserve">estimates. Different choices can be made here, but I don’t see a justification. </w:t>
+      </w:r>
+      <w:r>
+        <w:t xml:space="preserve">The NL tolerances change could help the </w:t>
+      </w:r>
+      <w:proofErr w:type="gramStart"/>
+      <w:r>
+        <w:t>more fine</w:t>
+      </w:r>
+      <w:proofErr w:type="gramEnd"/>
+      <w:r>
+        <w:t xml:space="preserve"> mesh </w:t>
+      </w:r>
+      <w:proofErr w:type="gramStart"/>
+      <w:r>
+        <w:t>converge</w:t>
+      </w:r>
+      <w:proofErr w:type="gramEnd"/>
+      <w:r>
+        <w:t xml:space="preserve">, but more fine meshes are not always more accurate. Mesh convergence good </w:t>
+      </w:r>
+      <w:proofErr w:type="gramStart"/>
+      <w:r>
+        <w:t>enough, but</w:t>
+      </w:r>
+      <w:proofErr w:type="gramEnd"/>
+      <w:r>
+        <w:t xml:space="preserve"> would’ve liked to have seen it with the implicitly defined mesh. For your case4, you needed a lot more steps to get the system to steady state. The data in your figure 2 is not what I see from your outputs. I think you got some things crossed up somewhere. Your table 3 even reports reasonable values, but you show super high values. </w:t>
+      </w:r>
+      <w:r>
+        <w:t xml:space="preserve">In your k(T), the issue is that your function uses T, instead of T/1000. Look in lecture 11, it is using a ‘reduced’ temperature. Check your units on heat capacities. Your time-dependent behavior is too </w:t>
+      </w:r>
+      <w:proofErr w:type="gramStart"/>
+      <w:r>
+        <w:t>sluggish,</w:t>
+      </w:r>
+      <w:proofErr w:type="gramEnd"/>
+      <w:r>
+        <w:t xml:space="preserve"> it looks like your units are off</w:t>
+      </w:r>
+      <w:r>
+        <w:t xml:space="preserve"> somewhere</w:t>
+      </w:r>
+      <w:r>
+        <w:t xml:space="preserve">. </w:t>
+      </w:r>
+      <w:r>
+        <w:t>The flat temperature profile should have screamed at you that things are not converged. Correct way of setting up the implicit mesh, all looks good there, just issues with materials properties.</w:t>
+      </w:r>
+    </w:p>
+    <w:p>
+      <w:pPr>
+        <w:spacing w:line="240" w:lineRule="auto"/>
+      </w:pPr>
+    </w:p>
+    <w:p>
+      <w:pPr>
+        <w:spacing w:line="240" w:lineRule="auto"/>
+      </w:pPr>
+      <w:r>
+        <w:t xml:space="preserve">Grade: </w:t>
+      </w:r>
+      <w:r>
+        <w:t>88</w:t>
+      </w:r>
+    </w:p>
+    <w:p>
+      <w:pPr>
+        <w:spacing w:line="240" w:lineRule="auto"/>
+      </w:pPr>
+    </w:p>
+    <w:p>
+      <w:pPr>
+        <w:spacing w:line="240" w:lineRule="auto"/>
+      </w:pPr>
+      <w:r>
+        <w:t>Ethan Arnold</w:t>
+      </w:r>
+    </w:p>
+    <w:p>
+      <w:pPr>
+        <w:spacing w:line="240" w:lineRule="auto"/>
+      </w:pPr>
+    </w:p>
+    <w:p>
+      <w:pPr>
+        <w:spacing w:line="240" w:lineRule="auto"/>
+      </w:pPr>
+      <w:r>
+        <w:t xml:space="preserve">Well written. Typo in table 1 on Cp of the fuel. Should have probably shown mesh convergence first to establish the baseline for the following results. Should have figure numbers and captions associated with each figure. But </w:t>
+      </w:r>
+      <w:proofErr w:type="gramStart"/>
+      <w:r>
+        <w:t>overall</w:t>
+      </w:r>
+      <w:proofErr w:type="gramEnd"/>
+      <w:r>
+        <w:t xml:space="preserve"> everything looks good. Did all parts correctly. Everything runs </w:t>
+      </w:r>
+      <w:proofErr w:type="gramStart"/>
+      <w:r>
+        <w:t>pretty smoothly</w:t>
+      </w:r>
+      <w:proofErr w:type="gramEnd"/>
+      <w:r>
+        <w:t xml:space="preserve">. No real complaints. Clean up some report formatting </w:t>
+      </w:r>
+      <w:proofErr w:type="spellStart"/>
+      <w:r>
+        <w:t>is</w:t>
+      </w:r>
+      <w:proofErr w:type="spellEnd"/>
+      <w:r>
+        <w:t xml:space="preserve"> all. </w:t>
+      </w:r>
+    </w:p>
+    <w:p>
+      <w:pPr>
+        <w:spacing w:line="240" w:lineRule="auto"/>
+      </w:pPr>
+    </w:p>
+    <w:p>
+      <w:pPr>
+        <w:spacing w:line="240" w:lineRule="auto"/>
+      </w:pPr>
+      <w:r>
+        <w:t>Grade: 100</w:t>
+      </w:r>
+    </w:p>
+    <w:p>
+      <w:pPr>
+        <w:spacing w:line="240" w:lineRule="auto"/>
+      </w:pPr>
+    </w:p>
+    <w:p>
+      <w:pPr>
+        <w:spacing w:line="240" w:lineRule="auto"/>
+      </w:pPr>
+      <w:r>
+        <w:t>Aidan Masi</w:t>
+      </w:r>
+    </w:p>
+    <w:p>
+      <w:pPr>
+        <w:spacing w:line="240" w:lineRule="auto"/>
+      </w:pPr>
+    </w:p>
+    <w:p>
+      <w:pPr>
+        <w:spacing w:line="240" w:lineRule="auto"/>
+      </w:pPr>
+      <w:r>
+        <w:t xml:space="preserve">Good organization. Good geometry setup for both cases. Those </w:t>
       </w:r>
       <w:proofErr w:type="spellStart"/>
       <w:r>
@@ -29,397 +410,29 @@
       </w:r>
       <w:proofErr w:type="spellEnd"/>
       <w:r>
-        <w:t xml:space="preserve"> parameters? Not sure, but it shouldn’t be so hard to converge. Did you verify that the main contributor is the gap/cladding k(T)? What do the delta </w:t>
+        <w:t xml:space="preserve"> options really improved the behavior. You should have put in a </w:t>
+      </w:r>
+      <w:proofErr w:type="spellStart"/>
+      <w:r>
+        <w:t>steady_state_convergence</w:t>
+      </w:r>
+      <w:proofErr w:type="spellEnd"/>
+      <w:r>
+        <w:t xml:space="preserve"> check in your executioner. By specifying time, you don’t know if you’ve reached a steady state value or not. Not sure if your preconditioner block did anything here, I think that is the default when PJFNK is selected. </w:t>
+      </w:r>
+      <w:r>
+        <w:t xml:space="preserve">I prefer table captions above and figure captions below. </w:t>
+      </w:r>
+      <w:r>
+        <w:t xml:space="preserve">I don’t like the value of each case being thrown in the text, either put it in a sentence, or overlay it on the image. Overall good </w:t>
       </w:r>
       <w:proofErr w:type="gramStart"/>
       <w:r>
-        <w:t>T’s</w:t>
+        <w:t>job, but</w:t>
       </w:r>
       <w:proofErr w:type="gramEnd"/>
       <w:r>
-        <w:t xml:space="preserve"> across each block look like? So, your transient with k(T) gives a pretty wrong value for centerline T, when it should converge to the exact same value. </w:t>
-      </w:r>
-      <w:r>
-        <w:t xml:space="preserve">But I looked and do NOT know why it isn’t converging to the same result. I spent too much time fighting with it. Just not sure. </w:t>
-      </w:r>
-      <w:r>
-        <w:t xml:space="preserve"> </w:t>
-      </w:r>
-      <w:r>
-        <w:t>But… some issues to work out here.</w:t>
-      </w:r>
-    </w:p>
-    <w:p/>
-    <w:p>
-      <w:r>
-        <w:t>Grade:</w:t>
-      </w:r>
-      <w:r>
-        <w:t xml:space="preserve"> </w:t>
-      </w:r>
-      <w:r>
-        <w:t>87</w:t>
-      </w:r>
-      <w:r>
-        <w:t xml:space="preserve"> -5 = </w:t>
-      </w:r>
-      <w:r>
-        <w:t>8</w:t>
-      </w:r>
-      <w:r>
-        <w:t>2</w:t>
-      </w:r>
-    </w:p>
-    <w:p/>
-    <w:p>
-      <w:r>
-        <w:t>Anthony</w:t>
-      </w:r>
-    </w:p>
-    <w:p>
-      <w:r>
-        <w:t xml:space="preserve">Defined material properties, all reasonable.  Cited where needed. I like the work through of the fundamental equations. In equation 4, you have a square on the divergence, which doesn’t make sense. </w:t>
-      </w:r>
-      <w:r>
-        <w:t xml:space="preserve">I like your method of setting up the mesh convergence. </w:t>
-      </w:r>
-      <w:r>
-        <w:t xml:space="preserve">Maybe could have done </w:t>
-      </w:r>
-      <w:proofErr w:type="spellStart"/>
-      <w:r>
-        <w:t>nx</w:t>
-      </w:r>
-      <w:proofErr w:type="spellEnd"/>
-      <w:r>
-        <w:t xml:space="preserve"> and </w:t>
-      </w:r>
-      <w:proofErr w:type="spellStart"/>
-      <w:r>
-        <w:t>ny</w:t>
-      </w:r>
-      <w:proofErr w:type="spellEnd"/>
-      <w:r>
-        <w:t xml:space="preserve"> separately. In section 3.1, you mentioned a different way of doing mesh construction. I agree that this is usually preferable, but not required. Looked at </w:t>
-      </w:r>
-      <w:proofErr w:type="spellStart"/>
-      <w:r>
-        <w:t>stichedmeshgenerator</w:t>
-      </w:r>
-      <w:proofErr w:type="spellEnd"/>
-      <w:r>
-        <w:t xml:space="preserve">. I would’ve liked you to have reported your values. What is the analytical temperature and what is the moose-based T? A single table would have provided this info. I see what you were doing with the volume-averaged kth, but its not that simple, since you have a temperature profile. Maybe if you discretized spatial regions and assigned temperatures, it would be closer to what is really happening. But I think just your curve in Fig 2 c is misleading. </w:t>
-      </w:r>
-      <w:r>
-        <w:t xml:space="preserve">For transient, I would have liked to have gotten the actual data. What is the peak T, what time does it occur, etc. This is helpful for understanding/interpreting </w:t>
-      </w:r>
-      <w:r>
-        <w:lastRenderedPageBreak/>
-        <w:t>your results. I think I asked for peak T in the assignment. Overall, pretty good. You successfully did everything asked. Could see some slight changes in the report.</w:t>
-      </w:r>
-    </w:p>
-    <w:p/>
-    <w:p>
-      <w:r>
-        <w:t>Grade:</w:t>
-      </w:r>
-      <w:r>
-        <w:t xml:space="preserve"> 9</w:t>
-      </w:r>
-      <w:r>
-        <w:t>4</w:t>
-      </w:r>
-    </w:p>
-    <w:p/>
-    <w:p>
-      <w:r>
-        <w:t>Cole:</w:t>
-      </w:r>
-    </w:p>
-    <w:p>
-      <w:r>
-        <w:t xml:space="preserve">Good restatement of the problem. </w:t>
-      </w:r>
-      <w:r>
-        <w:t xml:space="preserve">One error, 550 K is </w:t>
-      </w:r>
-      <w:proofErr w:type="spellStart"/>
-      <w:r>
-        <w:t>Tco</w:t>
-      </w:r>
-      <w:proofErr w:type="spellEnd"/>
-      <w:r>
-        <w:t xml:space="preserve">, not 550 C. Looks like you worked through that correctly, but this was a typo. </w:t>
-      </w:r>
-      <w:r>
-        <w:t>Analytical part all looks good. Did you perform a mesh convergence study? How did you settle on your prescribed mesh?</w:t>
-      </w:r>
-      <w:r>
-        <w:t xml:space="preserve"> I think it is probably too fine.</w:t>
-      </w:r>
-      <w:r>
-        <w:t xml:space="preserve"> </w:t>
-      </w:r>
-      <w:r>
-        <w:t xml:space="preserve">I would argue that the most ‘sensible’ initial condition is what the prescribed temperature is. I defined the </w:t>
-      </w:r>
-      <w:proofErr w:type="spellStart"/>
-      <w:r>
-        <w:t>Tco</w:t>
-      </w:r>
-      <w:proofErr w:type="spellEnd"/>
-      <w:r>
-        <w:t xml:space="preserve"> as 550K, and thus I would set the initial temperature of the system at 550K. </w:t>
-      </w:r>
-      <w:proofErr w:type="spellStart"/>
-      <w:proofErr w:type="gramStart"/>
-      <w:r>
-        <w:t>Wont</w:t>
-      </w:r>
-      <w:proofErr w:type="spellEnd"/>
-      <w:proofErr w:type="gramEnd"/>
-      <w:r>
-        <w:t xml:space="preserve"> make a difference in steady state, but will impact time of peak for transient. I would have liked to have seen plots of the temperature over r, showing the profile. This for constant k and k(T), then a T vs time plot for the transient. That is the best way to show the data. </w:t>
-      </w:r>
-      <w:proofErr w:type="gramStart"/>
-      <w:r>
-        <w:t>Also</w:t>
-      </w:r>
-      <w:proofErr w:type="gramEnd"/>
-      <w:r>
-        <w:t xml:space="preserve"> would have been good to plot the steady-state with const k data with the analytical, to provide validation evidence. </w:t>
-      </w:r>
-      <w:r>
-        <w:t xml:space="preserve">Peak centerline temp for k(T) case is definitely wrong. I think you didn’t correct your units for the fuel kth. I think the equation you used is in W/m-K, not W/cm-K. Did you do mesh convergence for the transient? Just doing a </w:t>
-      </w:r>
-      <w:proofErr w:type="gramStart"/>
-      <w:r>
-        <w:t>more coarse</w:t>
-      </w:r>
-      <w:proofErr w:type="gramEnd"/>
-      <w:r>
-        <w:t xml:space="preserve"> mesh isn’t sufficient. </w:t>
-      </w:r>
-      <w:r>
-        <w:t xml:space="preserve">By tweaking some of the tolerances in your solver, you can get it to converge. I set </w:t>
-      </w:r>
-      <w:proofErr w:type="spellStart"/>
-      <w:r>
-        <w:t>nl_rel_tol</w:t>
-      </w:r>
-      <w:proofErr w:type="spellEnd"/>
-      <w:r>
-        <w:t xml:space="preserve"> = 1e-10, </w:t>
-      </w:r>
-      <w:proofErr w:type="spellStart"/>
-      <w:r>
-        <w:t>nl_abs_tol</w:t>
-      </w:r>
-      <w:proofErr w:type="spellEnd"/>
-      <w:r>
-        <w:t xml:space="preserve"> = 1e-10, </w:t>
-      </w:r>
-      <w:proofErr w:type="spellStart"/>
-      <w:r>
-        <w:t>l_tol</w:t>
-      </w:r>
-      <w:proofErr w:type="spellEnd"/>
-      <w:r>
-        <w:t xml:space="preserve"> = 1e-5, and it solved. Wanted to see more results presented. Lacking mesh convergence. Should have tweaked some of the executioner parameters. Pretty good.</w:t>
-      </w:r>
-    </w:p>
-    <w:p/>
-    <w:p>
-      <w:r>
-        <w:t>Grade:</w:t>
-      </w:r>
-      <w:r>
-        <w:t xml:space="preserve"> 90</w:t>
-      </w:r>
-    </w:p>
-    <w:p/>
-    <w:p>
-      <w:r>
-        <w:t>Gwen:</w:t>
-      </w:r>
-    </w:p>
-    <w:p>
-      <w:r>
-        <w:t xml:space="preserve">Good intro. </w:t>
-      </w:r>
-      <w:proofErr w:type="gramStart"/>
-      <w:r>
-        <w:t>Good</w:t>
-      </w:r>
-      <w:proofErr w:type="gramEnd"/>
-      <w:r>
-        <w:t xml:space="preserve"> mesh convergence study. </w:t>
-      </w:r>
-      <w:r>
-        <w:t xml:space="preserve">Best to avoid the word ‘my’ in technical writing. Don’t need to put parenthesis around the material in table 1. Your font makes your units look like g/cm^8, which I assume it is not. Are the T-dependent </w:t>
-      </w:r>
-      <w:proofErr w:type="spellStart"/>
-      <w:r>
-        <w:t>k_th</w:t>
-      </w:r>
-      <w:proofErr w:type="spellEnd"/>
-      <w:r>
-        <w:t xml:space="preserve"> values also from your </w:t>
-      </w:r>
-      <w:r>
-        <w:lastRenderedPageBreak/>
-        <w:t xml:space="preserve">references 4, 2, and 5? </w:t>
-      </w:r>
-      <w:proofErr w:type="spellStart"/>
-      <w:r>
-        <w:t>Its</w:t>
-      </w:r>
-      <w:proofErr w:type="spellEnd"/>
-      <w:r>
-        <w:t xml:space="preserve"> unclear the way you have done the citing in the text. </w:t>
-      </w:r>
-      <w:r>
-        <w:t>In fig 2 you show the MOOSE predictions slightly underpredicting the analytical result, but fig 3 shows it slightly overpredicting. Is this the same data? Did something change? Should have a space between temperature and K, e.g., 550 K. You include an initial condition in your input files, but your fig 4 doesn’t show this initial condition being included. Where did the plotted data come from? Why does the constant k and temp-dependent k converge to the same value in fig 4? You show that they should be different in fig 3. Don’t think you plotted or analyzed the correct outputs. Overall, very good convergence behavior. You see some slight differences near the gap, because of mesh construction. But did everything that was asked for, it all works. But your files don’t quite match the presented data, which raises questions.</w:t>
-      </w:r>
-    </w:p>
-    <w:p/>
-    <w:p>
-      <w:r>
-        <w:t xml:space="preserve">Grade: </w:t>
-      </w:r>
-      <w:r>
-        <w:t>92</w:t>
-      </w:r>
-    </w:p>
-    <w:p/>
-    <w:p>
-      <w:proofErr w:type="spellStart"/>
-      <w:r>
-        <w:t>Hongsup</w:t>
-      </w:r>
-      <w:proofErr w:type="spellEnd"/>
-    </w:p>
-    <w:p/>
-    <w:p>
-      <w:r>
-        <w:t xml:space="preserve">Good intro to the problem. Why did you choose your mesh? Did you do a mesh convergence study? </w:t>
-      </w:r>
-      <w:r>
-        <w:t xml:space="preserve">When I run your steady state case, I am not seeing the data that you show in Fig 2b. I see a smooth curve in the fuel, but an anomalous spike near the </w:t>
-      </w:r>
-      <w:r>
-        <w:t xml:space="preserve">fuel/gap interface. Where does your plotted data come from? Why this jagged behavior? It shouldn’t look like this! </w:t>
-      </w:r>
-      <w:r>
-        <w:t>This</w:t>
-      </w:r>
-      <w:r>
-        <w:t xml:space="preserve"> comes from the </w:t>
-      </w:r>
-      <w:proofErr w:type="spellStart"/>
-      <w:r>
-        <w:t>combinergenerator</w:t>
-      </w:r>
-      <w:proofErr w:type="spellEnd"/>
-      <w:r>
-        <w:t xml:space="preserve"> (which I tested your file without, and it looked good)</w:t>
-      </w:r>
-      <w:r>
-        <w:t xml:space="preserve">. The meshes are not distinct, so I don’t think the combiner is doing what you think it is doing. It might </w:t>
-      </w:r>
-      <w:proofErr w:type="gramStart"/>
-      <w:r>
-        <w:t>actually mess</w:t>
-      </w:r>
-      <w:proofErr w:type="gramEnd"/>
-      <w:r>
-        <w:t xml:space="preserve"> up some of the heat transport. That is for combining meshes, not combining subdomains. Also, if you were combining meshes, it should be through the </w:t>
-      </w:r>
-      <w:proofErr w:type="spellStart"/>
-      <w:r>
-        <w:t>stichedmeshgenerator</w:t>
-      </w:r>
-      <w:proofErr w:type="spellEnd"/>
-      <w:r>
-        <w:t>, which combines meshes into a single mesh</w:t>
-      </w:r>
-      <w:r>
-        <w:t xml:space="preserve">, and joins the boundaries. You should have reported the values for the analytical centerline T and the MOOSE result. </w:t>
-      </w:r>
-      <w:proofErr w:type="spellStart"/>
-      <w:r>
-        <w:t>Its</w:t>
-      </w:r>
-      <w:proofErr w:type="spellEnd"/>
-      <w:r>
-        <w:t xml:space="preserve"> hard to read your axes for comparison. But it looks like you are underpredicting. Cite where you got these thermal conductivities from. I think your files need to get cleaned up going forward to rectify this odd behavior you are seeing. I wouldn’t have expected your centerline T to rise with k(T). Transients implemented correctly. </w:t>
-      </w:r>
-      <w:r>
-        <w:lastRenderedPageBreak/>
-        <w:t>Everything runs fine. Just didn’t quite get the mesh construction right, but that’s easily fixed.</w:t>
-      </w:r>
-    </w:p>
-    <w:p/>
-    <w:p>
-      <w:r>
-        <w:t>Grade:</w:t>
-      </w:r>
-      <w:r>
-        <w:t xml:space="preserve"> 87</w:t>
-      </w:r>
-    </w:p>
-    <w:p/>
-    <w:p>
-      <w:r>
-        <w:t>Joy</w:t>
-      </w:r>
-    </w:p>
-    <w:p>
-      <w:r>
-        <w:t xml:space="preserve">Good intro. </w:t>
-      </w:r>
-      <w:proofErr w:type="gramStart"/>
-      <w:r>
-        <w:t>Good</w:t>
-      </w:r>
-      <w:proofErr w:type="gramEnd"/>
-      <w:r>
-        <w:t xml:space="preserve"> materials definition. I think you have a typo in your kth(T) in the </w:t>
-      </w:r>
-      <w:proofErr w:type="gramStart"/>
-      <w:r>
-        <w:t>report, but</w:t>
-      </w:r>
-      <w:proofErr w:type="gramEnd"/>
-      <w:r>
-        <w:t xml:space="preserve"> used the correct equation in the input file. Justify choice of mesh? Did you do a mesh convergence study? Should have to see if your choice was appropriate. Correct BCs. Better visualization is achieved in </w:t>
-      </w:r>
-      <w:proofErr w:type="spellStart"/>
-      <w:r>
-        <w:t>paraview</w:t>
-      </w:r>
-      <w:proofErr w:type="spellEnd"/>
-      <w:r>
-        <w:t xml:space="preserve"> if you do surface, instead of surface with edges. Analytical is not a straight line in the fuel, it is a quadratic function, would have been better to show the continuous function. Your csv file had too few points in it, so it shows the transitions oddly, especially at the gap/fuel interface. Not sure what the values for k are in equation below Tn=T/1000: k=0.0616 W/cm-K, and the one for cladding just below it. Those are for a fixed T, so I’m confused what values you </w:t>
-      </w:r>
-      <w:proofErr w:type="gramStart"/>
-      <w:r>
-        <w:t>actually used</w:t>
-      </w:r>
-      <w:proofErr w:type="gramEnd"/>
-      <w:r>
-        <w:t xml:space="preserve">. Really only needed one image like that in Fig 2. Adding in </w:t>
-      </w:r>
-      <w:proofErr w:type="gramStart"/>
-      <w:r>
-        <w:t>Fig</w:t>
-      </w:r>
-      <w:proofErr w:type="gramEnd"/>
-      <w:r>
-        <w:t xml:space="preserve"> 3, 6, and 7 don’t really contribute much, except space eating. </w:t>
-      </w:r>
-      <w:r>
-        <w:t xml:space="preserve">I don’t think you can report an average thermal conductivity </w:t>
+        <w:t xml:space="preserve"> should have had the steady state check in there. In the end, you ran for long enough that it didn’t matter, but you wouldn’t know this </w:t>
       </w:r>
       <w:r>
         <w:rPr>
@@ -429,222 +442,383 @@
         <w:t>a priori</w:t>
       </w:r>
       <w:r>
-        <w:t xml:space="preserve">, which it seems is what you are doing in comparing the 0.03 to 0.0616 W/cm-K. This will depend on what the temperatures in the system are, and thus it is coupled. Good image showing T vs t. Everything runs, good convergence behavior. All looks right. Just some questions on the analysis of effective kth. </w:t>
-      </w:r>
-    </w:p>
-    <w:p/>
-    <w:p>
-      <w:r>
-        <w:t>Grade:</w:t>
-      </w:r>
-      <w:r>
-        <w:t xml:space="preserve"> 95</w:t>
-      </w:r>
-    </w:p>
-    <w:p/>
-    <w:p>
-      <w:r>
-        <w:t>Lexi</w:t>
-      </w:r>
-    </w:p>
-    <w:p>
-      <w:r>
-        <w:t xml:space="preserve">Good intro. Outlined everything appropriately. UN isn’t really a traditional nuclear fuel… SS isn’t an option in LWRs, more used in other reactor systems (but not really used anywhere anymore except core internals). References shouldn’t be at the start of a caption. </w:t>
-      </w:r>
-      <w:r>
-        <w:t xml:space="preserve">Your figure 2 is </w:t>
+        <w:t xml:space="preserve">. </w:t>
+      </w:r>
+      <w:r>
+        <w:t xml:space="preserve">Since you did different mesh designs with and without the gap, should have done a convergence study on both. </w:t>
+      </w:r>
+    </w:p>
+    <w:p>
+      <w:pPr>
+        <w:spacing w:line="240" w:lineRule="auto"/>
+      </w:pPr>
+    </w:p>
+    <w:p>
+      <w:pPr>
+        <w:spacing w:line="240" w:lineRule="auto"/>
+      </w:pPr>
+      <w:r>
+        <w:t>Grade: 98</w:t>
+      </w:r>
+    </w:p>
+    <w:p>
+      <w:pPr>
+        <w:spacing w:line="240" w:lineRule="auto"/>
+      </w:pPr>
+    </w:p>
+    <w:p>
+      <w:pPr>
+        <w:spacing w:line="240" w:lineRule="auto"/>
+      </w:pPr>
+      <w:r>
+        <w:t xml:space="preserve">Connor van </w:t>
+      </w:r>
+      <w:proofErr w:type="spellStart"/>
+      <w:r>
+        <w:t>Heugten</w:t>
+      </w:r>
+      <w:proofErr w:type="spellEnd"/>
+    </w:p>
+    <w:p>
+      <w:pPr>
+        <w:spacing w:line="240" w:lineRule="auto"/>
+      </w:pPr>
+    </w:p>
+    <w:p>
+      <w:pPr>
+        <w:spacing w:line="240" w:lineRule="auto"/>
+      </w:pPr>
+      <w:r>
+        <w:t xml:space="preserve">A lot of the same comments as Aidan, it looks like you two worked together on it, which is fine, </w:t>
       </w:r>
       <w:proofErr w:type="gramStart"/>
       <w:r>
-        <w:t>actually a</w:t>
+        <w:t>as long as</w:t>
       </w:r>
       <w:proofErr w:type="gramEnd"/>
       <w:r>
-        <w:t xml:space="preserve"> table. It looks like you meant to insert a table, but inserted an image of </w:t>
+        <w:t xml:space="preserve"> there is sufficient distinction, which appears to be the case. Should have </w:t>
       </w:r>
       <w:r>
         <w:lastRenderedPageBreak/>
-        <w:t xml:space="preserve">a table… This messed up your image numbering </w:t>
+        <w:t xml:space="preserve">included steady state detection. Mine converged to </w:t>
       </w:r>
       <w:proofErr w:type="gramStart"/>
       <w:r>
-        <w:t>later on</w:t>
+        <w:t>steady-state</w:t>
       </w:r>
       <w:proofErr w:type="gramEnd"/>
       <w:r>
-        <w:t xml:space="preserve">. </w:t>
-      </w:r>
-      <w:r>
-        <w:t xml:space="preserve">Well-described sections on all requirements in the input file, well-organized. Few typos here and there, but nothing major. Better to write UO2 as UO$_2$, instead of $UO_2$. Could probably have condensed some of your sections. A single section describing the different kernels, outputs, postprocessors, including information on the different cases, would have been more streamlined. The way it is written feels repetitive or redundant. Better to write equations than to paste a picture of equations. I </w:t>
-      </w:r>
-      <w:r>
-        <w:t xml:space="preserve">don’t think you are right about the change in the cladding k being the determining factor here. You show basically the same slope in fig 8 in the cladding. This means that the k in the cladding is the same for constant or variable k. But you do have a change in the gap delta T. You also get small changes in the fuel. Depending upon the chosen constant value in the fuel, and the resultant temperature ranges, you may get an increase or a decrease in the effective k of the fuel. Your results </w:t>
+        <w:t xml:space="preserve"> at a time of 275s. </w:t>
+      </w:r>
+      <w:r>
+        <w:t xml:space="preserve">Since you did different mesh designs with and without the gap, should have done a convergence study on both. </w:t>
+      </w:r>
+      <w:r>
+        <w:t xml:space="preserve">Would have liked to have seen the actual number comparisons of the analytical vs the various </w:t>
+      </w:r>
+      <w:r>
+        <w:t xml:space="preserve">setups in the text discussing/showing the results, instead of in the conclusions. Units error on your k_UO2(T) equation. That’s W/m-K. You convert that to consistent units in your input file, but don’t say that in the report. You should show the actual equation you are using in the report. Overall, everything good. Got everything done correctly. </w:t>
+      </w:r>
+    </w:p>
+    <w:p>
+      <w:pPr>
+        <w:spacing w:line="240" w:lineRule="auto"/>
+      </w:pPr>
+    </w:p>
+    <w:p>
+      <w:pPr>
+        <w:spacing w:line="240" w:lineRule="auto"/>
+      </w:pPr>
+      <w:r>
+        <w:t>Grade: 98</w:t>
+      </w:r>
+    </w:p>
+    <w:p>
+      <w:pPr>
+        <w:spacing w:line="240" w:lineRule="auto"/>
+      </w:pPr>
+    </w:p>
+    <w:p>
+      <w:pPr>
+        <w:spacing w:line="240" w:lineRule="auto"/>
+      </w:pPr>
+      <w:r>
+        <w:t>Blake Wilson</w:t>
+      </w:r>
+    </w:p>
+    <w:p>
+      <w:pPr>
+        <w:spacing w:line="240" w:lineRule="auto"/>
+      </w:pPr>
+    </w:p>
+    <w:p>
+      <w:pPr>
+        <w:spacing w:line="240" w:lineRule="auto"/>
+      </w:pPr>
+      <w:r>
+        <w:t>Interesting! I would not have thought to try to do it this way</w:t>
+      </w:r>
+      <w:r>
+        <w:t xml:space="preserve">, and I don’t think I’ve ever seen anyone try. Would not have expected it to work… but good to know. Can smooth out your writing style: there should never be a one sentence paragraph. Overuse of qualitative terms “steady, reliable, smooth” to describe properties or kernels, etc. </w:t>
       </w:r>
       <w:proofErr w:type="gramStart"/>
       <w:r>
-        <w:t>is</w:t>
+        <w:t>So</w:t>
       </w:r>
       <w:proofErr w:type="gramEnd"/>
       <w:r>
-        <w:t xml:space="preserve"> not well organized, with just a steady-state LHR section and a discussion section, with all results piled in. </w:t>
+        <w:t xml:space="preserve"> you applied a linear function of kth? While this is A function, it certainly isn’t representative, and especially not so for oxide fuels. I would have preferred to see you use a kth(T) correlation provided in class or in the MOOSE documentation, or from elsewhere, instead of an arbitrary function. I needed to see a comparison to the analytical solution. I also needed to see some kind of mesh convergence study. You didn’t implicitly account for the gap. So, </w:t>
       </w:r>
       <w:proofErr w:type="gramStart"/>
       <w:r>
-        <w:t>Also</w:t>
+        <w:t>take a look</w:t>
       </w:r>
       <w:proofErr w:type="gramEnd"/>
       <w:r>
-        <w:t xml:space="preserve"> would have been better to use some float barriers to separate the figures and associate the figures with the text which describes them, instead of have all figures stacked. Overall good. Code runs, converges well. Results are all reasonable. Slight misinterpretation of results.</w:t>
-      </w:r>
-      <w:r>
-        <w:t xml:space="preserve"> I didn’t need to see the code in the report. You are submitting files separately. </w:t>
-      </w:r>
-    </w:p>
-    <w:p/>
-    <w:p>
-      <w:r>
-        <w:t>Grade:</w:t>
-      </w:r>
-      <w:r>
-        <w:t xml:space="preserve"> 95</w:t>
-      </w:r>
-    </w:p>
-    <w:p/>
-    <w:p>
-      <w:r>
-        <w:t>Tim</w:t>
-      </w:r>
-    </w:p>
-    <w:p>
-      <w:r>
-        <w:t xml:space="preserve">Good setup. Its typically preferable to abbreviate your units, e.g., W/cm-K, just to condense things and make it look cleaner. Only 7 K across the cladding looking weird. And yes, you mixed up the dimensions. You put in 0.01 cm, instead of 0.1 cm. If you look at fig 2, you can see your cladding is as thick as your gap, basically, which should tell you something is off. But you are consistent with this typo throughout, so it doesn’t mess other things up. Did you do any mesh convergence study? Would have been good if you did. You might have even been able to use a coarser mesh. I didn’t need to see the code in the report. You are submitting files separately. If you wanted to include in an appendix, ok, but even that isn’t </w:t>
+        <w:t xml:space="preserve"> at some examples doing </w:t>
+      </w:r>
+      <w:proofErr w:type="spellStart"/>
+      <w:r>
+        <w:t>stiched</w:t>
+      </w:r>
+      <w:proofErr w:type="spellEnd"/>
+      <w:r>
+        <w:t xml:space="preserve"> and/or combined mesh generators. Also, it is more appropriate to assign material blocks to specific regions which are meshed. For the implicit mesh, look at the </w:t>
+      </w:r>
+      <w:proofErr w:type="spellStart"/>
+      <w:r>
+        <w:t>GapHeatTransfer</w:t>
+      </w:r>
+      <w:proofErr w:type="spellEnd"/>
+      <w:r>
+        <w:t xml:space="preserve"> in thermal contact actions. While this worked for a part of the problem here, it is more an outcome of the simplicity of the problem than a viable strategy going forward.</w:t>
+      </w:r>
+    </w:p>
+    <w:p>
+      <w:pPr>
+        <w:spacing w:line="240" w:lineRule="auto"/>
+      </w:pPr>
+    </w:p>
+    <w:p>
+      <w:pPr>
+        <w:spacing w:line="240" w:lineRule="auto"/>
+      </w:pPr>
+      <w:r>
+        <w:t>Grade: 85</w:t>
+      </w:r>
+    </w:p>
+    <w:p>
+      <w:pPr>
+        <w:spacing w:line="240" w:lineRule="auto"/>
+      </w:pPr>
+    </w:p>
+    <w:p>
+      <w:pPr>
+        <w:spacing w:line="240" w:lineRule="auto"/>
+      </w:pPr>
+      <w:r>
+        <w:t>Cameron Myers</w:t>
+      </w:r>
+    </w:p>
+    <w:p>
+      <w:pPr>
+        <w:spacing w:line="240" w:lineRule="auto"/>
+      </w:pPr>
+    </w:p>
+    <w:p>
+      <w:pPr>
+        <w:spacing w:line="240" w:lineRule="auto"/>
+      </w:pPr>
+      <w:r>
+        <w:t xml:space="preserve">Ok. So, several issues here. Your geometry is defined properly for the first part. However, the mesh you used is way too coarse, as it will not be able to separately distinguish the gap. Despite this, I was able to get your input file to converged by tweaking some of the executioner parameters. Namely: </w:t>
+      </w:r>
+      <w:r>
+        <w:t xml:space="preserve">  </w:t>
+      </w:r>
+    </w:p>
+    <w:p>
+      <w:pPr>
+        <w:spacing w:line="240" w:lineRule="auto"/>
+      </w:pPr>
+      <w:proofErr w:type="spellStart"/>
+      <w:r>
+        <w:t>petsc_options_iname</w:t>
+      </w:r>
+      <w:proofErr w:type="spellEnd"/>
+      <w:r>
+        <w:t xml:space="preserve"> = '-</w:t>
+      </w:r>
+      <w:proofErr w:type="spellStart"/>
+      <w:r>
+        <w:t>pc_type</w:t>
+      </w:r>
+      <w:proofErr w:type="spellEnd"/>
+      <w:r>
+        <w:t xml:space="preserve"> -</w:t>
+      </w:r>
+      <w:proofErr w:type="spellStart"/>
+      <w:r>
+        <w:t>pc_factor_mat_solver_type</w:t>
+      </w:r>
+      <w:proofErr w:type="spellEnd"/>
+      <w:r>
+        <w:t>'</w:t>
+      </w:r>
+    </w:p>
+    <w:p>
+      <w:pPr>
+        <w:spacing w:line="240" w:lineRule="auto"/>
+      </w:pPr>
+      <w:proofErr w:type="spellStart"/>
+      <w:r>
+        <w:t>petsc_options_value</w:t>
+      </w:r>
+      <w:proofErr w:type="spellEnd"/>
+      <w:r>
+        <w:t xml:space="preserve"> = '</w:t>
+      </w:r>
+      <w:proofErr w:type="spellStart"/>
+      <w:r>
+        <w:t>lu</w:t>
+      </w:r>
+      <w:proofErr w:type="spellEnd"/>
+      <w:r>
+        <w:t xml:space="preserve">       mumps'</w:t>
+      </w:r>
+    </w:p>
+    <w:p>
+      <w:pPr>
+        <w:spacing w:line="240" w:lineRule="auto"/>
+      </w:pPr>
+      <w:proofErr w:type="spellStart"/>
+      <w:r>
+        <w:t>l_tol</w:t>
+      </w:r>
+      <w:proofErr w:type="spellEnd"/>
+      <w:r>
+        <w:t xml:space="preserve"> = 1e-6</w:t>
+      </w:r>
+    </w:p>
+    <w:p>
+      <w:pPr>
+        <w:spacing w:line="240" w:lineRule="auto"/>
+      </w:pPr>
+      <w:proofErr w:type="spellStart"/>
+      <w:r>
+        <w:t>nl_rel_tol</w:t>
+      </w:r>
+      <w:proofErr w:type="spellEnd"/>
+      <w:r>
+        <w:t xml:space="preserve"> = 1e-8</w:t>
+      </w:r>
+    </w:p>
+    <w:p>
+      <w:pPr>
+        <w:spacing w:line="240" w:lineRule="auto"/>
+      </w:pPr>
+      <w:proofErr w:type="spellStart"/>
+      <w:r>
+        <w:t>nl_abs_tol</w:t>
+      </w:r>
+      <w:proofErr w:type="spellEnd"/>
+      <w:r>
+        <w:t xml:space="preserve"> = 1e-10</w:t>
+      </w:r>
+      <w:r>
+        <w:t xml:space="preserve"> </w:t>
+      </w:r>
+    </w:p>
+    <w:p>
+      <w:pPr>
+        <w:spacing w:line="240" w:lineRule="auto"/>
+      </w:pPr>
+      <w:r>
+        <w:t xml:space="preserve">Also, its best practice to not use tabs in your files, as that can sometimes mess up the HIT syntax. It didn’t here, but I know with older versions of MOOSE it did, and </w:t>
+      </w:r>
+      <w:proofErr w:type="spellStart"/>
+      <w:r>
+        <w:t>its</w:t>
+      </w:r>
+      <w:proofErr w:type="spellEnd"/>
+      <w:r>
+        <w:t xml:space="preserve"> advisable to only use spaces, not tabs. Report is well written, just didn’t get over the line on tweaking </w:t>
       </w:r>
       <w:r>
         <w:lastRenderedPageBreak/>
-        <w:t xml:space="preserve">needed, since its literally part of the submission. </w:t>
-      </w:r>
-      <w:proofErr w:type="gramStart"/>
-      <w:r>
-        <w:t>So</w:t>
-      </w:r>
-      <w:proofErr w:type="gramEnd"/>
-      <w:r>
-        <w:t xml:space="preserve"> it looks like you didn’t add in a </w:t>
-      </w:r>
-      <w:proofErr w:type="spellStart"/>
-      <w:r>
-        <w:t>HeatConductionTimeDerivative</w:t>
-      </w:r>
-      <w:proofErr w:type="spellEnd"/>
-      <w:r>
-        <w:t xml:space="preserve"> kernel. This is needed to do the time dependence in the transient. Where did the other properties come from? I don’t think I provide cp or density for </w:t>
-      </w:r>
-      <w:proofErr w:type="gramStart"/>
-      <w:r>
-        <w:t>all of</w:t>
-      </w:r>
-      <w:proofErr w:type="gramEnd"/>
-      <w:r>
-        <w:t xml:space="preserve"> your materials. You need to cite these. </w:t>
-      </w:r>
-      <w:r>
-        <w:t xml:space="preserve">Problems with convergence. Mesh setup is good. But couldn’t finish </w:t>
-      </w:r>
-      <w:proofErr w:type="gramStart"/>
-      <w:r>
-        <w:t>all of</w:t>
-      </w:r>
-      <w:proofErr w:type="gramEnd"/>
-      <w:r>
-        <w:t xml:space="preserve"> the transient runs, I think this is due to the lack of the time derivative kernel.</w:t>
-      </w:r>
-    </w:p>
-    <w:p/>
-    <w:p>
-      <w:r>
-        <w:t>Grade:</w:t>
-      </w:r>
-      <w:r>
-        <w:t xml:space="preserve"> 87</w:t>
-      </w:r>
-    </w:p>
-    <w:p/>
-    <w:p/>
-    <w:p>
-      <w:r>
-        <w:t>Vaughn</w:t>
-      </w:r>
-    </w:p>
-    <w:p>
-      <w:r>
-        <w:t xml:space="preserve">Would have liked a brief intro into what you are doing. </w:t>
-      </w:r>
-      <w:r>
-        <w:t xml:space="preserve">Very good mesh refinement study. Done in an ideal and robust way. You should cite where these values are coming from, even if from lecture notes. BC was 550 K, not C. But it looks like this was a typo and implemented correctly in the code. We usually don’t do degree symbol with Kelvin. </w:t>
-      </w:r>
-      <w:proofErr w:type="spellStart"/>
-      <w:r>
-        <w:t>Its</w:t>
-      </w:r>
-      <w:proofErr w:type="spellEnd"/>
-      <w:r>
-        <w:t xml:space="preserve"> just 300 K, for example, without the degree. </w:t>
-      </w:r>
-      <w:r>
-        <w:t xml:space="preserve">Good finding on the interface issues. When we have sharp changes in material properties, MOOSE has a harder time solving things. We often need </w:t>
-      </w:r>
-      <w:proofErr w:type="gramStart"/>
-      <w:r>
-        <w:t>more fine</w:t>
-      </w:r>
-      <w:proofErr w:type="gramEnd"/>
-      <w:r>
-        <w:t xml:space="preserve"> meshes near the transitions. I did a test case with your transient k(T) simulation with mesh adaptivity. It slows things down a </w:t>
-      </w:r>
-      <w:proofErr w:type="gramStart"/>
-      <w:r>
-        <w:t>lot, but</w:t>
-      </w:r>
-      <w:proofErr w:type="gramEnd"/>
-      <w:r>
-        <w:t xml:space="preserve"> can lead to a more accurate solve. But </w:t>
-      </w:r>
-      <w:proofErr w:type="spellStart"/>
-      <w:r>
-        <w:t>its</w:t>
-      </w:r>
-      <w:proofErr w:type="spellEnd"/>
-      <w:r>
-        <w:t xml:space="preserve"> not really needed for this case. </w:t>
-      </w:r>
-      <w:r>
-        <w:t xml:space="preserve">Cite material properties, ideally with proper references. Did you report data for </w:t>
-      </w:r>
-      <w:proofErr w:type="gramStart"/>
-      <w:r>
-        <w:t>steady-state</w:t>
-      </w:r>
-      <w:proofErr w:type="gramEnd"/>
-      <w:r>
-        <w:t xml:space="preserve"> with k(T)? Don’t see it in the report, nor do I see a file for it. Ideal initial condition is 550 K. We are using this as the BC, and it makes sense that the entire system would start at this value. Using different initial conditions makes the comparison in Fig 8 a little wonky. Don’t really know what your </w:t>
-      </w:r>
-      <w:proofErr w:type="spellStart"/>
-      <w:r>
-        <w:t>AuxVariables</w:t>
-      </w:r>
-      <w:proofErr w:type="spellEnd"/>
-      <w:r>
-        <w:t xml:space="preserve"> are doing here, just as a potential post-processing tool? Code all looks great. Very good job. </w:t>
-      </w:r>
-    </w:p>
-    <w:p/>
-    <w:p>
-      <w:r>
-        <w:t>Grade:</w:t>
-      </w:r>
-      <w:r>
-        <w:t xml:space="preserve"> 96</w:t>
-      </w:r>
+        <w:t xml:space="preserve">some convergence-related </w:t>
+      </w:r>
+      <w:proofErr w:type="spellStart"/>
+      <w:r>
+        <w:t>paramters</w:t>
+      </w:r>
+      <w:proofErr w:type="spellEnd"/>
+      <w:r>
+        <w:t xml:space="preserve">, which would have allowed you to push further. Also, look at combined mesh generators for the implicit description of the gap with the thermal contact action. </w:t>
+      </w:r>
+      <w:r>
+        <w:t xml:space="preserve">Come get help if you need it. </w:t>
+      </w:r>
+    </w:p>
+    <w:p>
+      <w:pPr>
+        <w:spacing w:line="240" w:lineRule="auto"/>
+      </w:pPr>
+    </w:p>
+    <w:p>
+      <w:pPr>
+        <w:spacing w:line="240" w:lineRule="auto"/>
+      </w:pPr>
+      <w:r>
+        <w:t>Grade: 75</w:t>
+      </w:r>
+    </w:p>
+    <w:p>
+      <w:pPr>
+        <w:spacing w:line="240" w:lineRule="auto"/>
+      </w:pPr>
+    </w:p>
+    <w:p>
+      <w:pPr>
+        <w:spacing w:line="240" w:lineRule="auto"/>
+      </w:pPr>
+      <w:r>
+        <w:t xml:space="preserve">Jack </w:t>
+      </w:r>
+      <w:proofErr w:type="spellStart"/>
+      <w:r>
+        <w:t>Falcoz</w:t>
+      </w:r>
+      <w:proofErr w:type="spellEnd"/>
+      <w:r>
+        <w:t>-Vigne</w:t>
+      </w:r>
+    </w:p>
+    <w:p>
+      <w:pPr>
+        <w:spacing w:line="240" w:lineRule="auto"/>
+      </w:pPr>
+    </w:p>
+    <w:p>
+      <w:pPr>
+        <w:spacing w:line="240" w:lineRule="auto"/>
+      </w:pPr>
+      <w:r>
+        <w:t xml:space="preserve">Excellent code writing! Ideal to have everything commented to explain what you are doing and to have variable/blocks logically named. </w:t>
+      </w:r>
+      <w:r>
+        <w:t xml:space="preserve">Looks like you worked with Aidan and Connor on this, which is fine, as long as there are discernible differences in what you all did. </w:t>
+      </w:r>
+    </w:p>
+    <w:p>
+      <w:pPr>
+        <w:spacing w:line="240" w:lineRule="auto"/>
+      </w:pPr>
+    </w:p>
+    <w:p>
+      <w:pPr>
+        <w:spacing w:line="240" w:lineRule="auto"/>
+      </w:pPr>
     </w:p>
     <w:sectPr>
       <w:pgSz w:w="12240" w:h="15840"/>

--- a/Nuclear_Fuel_Performance/NE533_Spring2026/MOOSE/MOOSE Part 1 Grading Notes.docx
+++ b/Nuclear_Fuel_Performance/NE533_Spring2026/MOOSE/MOOSE Part 1 Grading Notes.docx
@@ -47,18 +47,18 @@
         <w:t xml:space="preserve"> instead of leaving it as the default. Your method for removing the gap </w:t>
       </w:r>
       <w:r>
-        <w:t xml:space="preserve">could </w:t>
+        <w:t>could work</w:t>
+      </w:r>
+      <w:r>
+        <w:t xml:space="preserve">, but will not for what </w:t>
       </w:r>
       <w:proofErr w:type="gramStart"/>
       <w:r>
-        <w:t>work</w:t>
-      </w:r>
-      <w:r>
-        <w:t>, but</w:t>
+        <w:t>is</w:t>
       </w:r>
       <w:proofErr w:type="gramEnd"/>
       <w:r>
-        <w:t xml:space="preserve"> will not for what is needed in part 3, which will include gap closure. This </w:t>
+        <w:t xml:space="preserve"> needed in part 3, which will include gap closure. This </w:t>
       </w:r>
       <w:proofErr w:type="spellStart"/>
       <w:r>
@@ -66,132 +66,108 @@
       </w:r>
       <w:proofErr w:type="spellEnd"/>
       <w:r>
-        <w:t xml:space="preserve"> arc-length, its </w:t>
+        <w:t xml:space="preserve"> arc-length, its actually radius. </w:t>
+      </w:r>
+      <w:r>
+        <w:t xml:space="preserve">Where did your fuel kth come from, this value is probably too high. The issue with setting your mesh up this way is that you have elements that span multiple regions, and the code has to interpolate over that mixed region, which can lead to errors. Doing a </w:t>
+      </w:r>
+      <w:proofErr w:type="spellStart"/>
+      <w:r>
+        <w:t>stiched</w:t>
+      </w:r>
+      <w:proofErr w:type="spellEnd"/>
+      <w:r>
+        <w:t xml:space="preserve"> mesh</w:t>
+      </w:r>
+      <w:r>
+        <w:t xml:space="preserve"> (or a cartesian mesh)</w:t>
+      </w:r>
+      <w:r>
+        <w:t xml:space="preserve"> allows you to sidestep this</w:t>
+      </w:r>
+      <w:r>
+        <w:t xml:space="preserve">, meshing each region separately, which can often be better, but might not always be needed. I prefer figure captions to be below the figures.  Your figure 7 should tell you that your implicit gap is not correct, as there is not temperature drop across the ‘gap’ here. You just basically removed the gap only. </w:t>
+      </w:r>
+      <w:r>
+        <w:t xml:space="preserve">Look at doing a combined mesh with gap heat transfer. </w:t>
+      </w:r>
+      <w:r>
+        <w:t xml:space="preserve">But everything runs </w:t>
+      </w:r>
+      <w:r>
+        <w:t>ok</w:t>
+      </w:r>
+      <w:r>
+        <w:t xml:space="preserve">. </w:t>
+      </w:r>
+    </w:p>
+    <w:p>
+      <w:pPr>
+        <w:spacing w:line="240" w:lineRule="auto"/>
+      </w:pPr>
+    </w:p>
+    <w:p>
+      <w:pPr>
+        <w:spacing w:line="240" w:lineRule="auto"/>
+      </w:pPr>
+      <w:r>
+        <w:t>Grade: 9</w:t>
+      </w:r>
+      <w:r>
+        <w:t>1</w:t>
+      </w:r>
+    </w:p>
+    <w:p>
+      <w:pPr>
+        <w:spacing w:line="240" w:lineRule="auto"/>
+      </w:pPr>
+    </w:p>
+    <w:p>
+      <w:pPr>
+        <w:spacing w:line="240" w:lineRule="auto"/>
+      </w:pPr>
+      <w:r>
+        <w:t>Preston DF</w:t>
+      </w:r>
+    </w:p>
+    <w:p>
+      <w:pPr>
+        <w:spacing w:line="240" w:lineRule="auto"/>
+      </w:pPr>
+    </w:p>
+    <w:p>
+      <w:pPr>
+        <w:spacing w:line="240" w:lineRule="auto"/>
+      </w:pPr>
+      <w:r>
+        <w:t xml:space="preserve">Would have been better to add </w:t>
+      </w:r>
+      <w:proofErr w:type="spellStart"/>
+      <w:r>
+        <w:t>steady_state_detection</w:t>
+      </w:r>
+      <w:proofErr w:type="spellEnd"/>
+      <w:r>
+        <w:t xml:space="preserve">. I didn’t get your input 1.1 to converge and exit cleanly, largely because of the tolerances set. If tolerances are too tight, it will cut and cut the timestep, when it isn’t needed. You had a font change in the report which makes things look weird. Good referencing your material properties and justifying the temperature values. Would be good to include the references in the table and provide a table caption. </w:t>
+      </w:r>
+      <w:r>
+        <w:t xml:space="preserve">Excellent setup of geometry with and without mesh. Your mesh density seems far too sparse, and oddly </w:t>
       </w:r>
       <w:proofErr w:type="gramStart"/>
       <w:r>
-        <w:t>actually radius</w:t>
+        <w:t>more dense</w:t>
       </w:r>
       <w:proofErr w:type="gramEnd"/>
       <w:r>
-        <w:t xml:space="preserve">. </w:t>
-      </w:r>
-      <w:r>
-        <w:t xml:space="preserve">Where did your fuel kth come from, this value is probably too high. The issue with setting your mesh up this way is that you have elements that span multiple regions, and the code </w:t>
+        <w:t xml:space="preserve"> in y than x. I didn’t see a mesh convergence study, which was needed here. If I refine your mesh, I can get a T0 of 1262K. You could do a better job of displaying results such that they are comparable. </w:t>
       </w:r>
       <w:proofErr w:type="gramStart"/>
       <w:r>
-        <w:t>has to</w:t>
+        <w:t>Generally</w:t>
       </w:r>
       <w:proofErr w:type="gramEnd"/>
       <w:r>
-        <w:t xml:space="preserve"> interpolate over that mixed region, which can lead to errors. Doing a </w:t>
-      </w:r>
-      <w:proofErr w:type="spellStart"/>
-      <w:r>
-        <w:t>stiched</w:t>
-      </w:r>
-      <w:proofErr w:type="spellEnd"/>
-      <w:r>
-        <w:t xml:space="preserve"> mesh</w:t>
-      </w:r>
-      <w:r>
-        <w:t xml:space="preserve"> (or a cartesian mesh)</w:t>
-      </w:r>
-      <w:r>
-        <w:t xml:space="preserve"> allows you to sidestep this</w:t>
-      </w:r>
-      <w:r>
-        <w:t xml:space="preserve">, meshing each region separately, which can often be better, but might not always be needed. I prefer figure captions to be below the figures.  Your figure 7 should tell you that your implicit gap is not correct, as there is not temperature drop across the ‘gap’ here. You just basically removed the gap only. </w:t>
-      </w:r>
-      <w:r>
-        <w:t xml:space="preserve">Look at doing a combined mesh with gap heat transfer. </w:t>
-      </w:r>
-      <w:r>
-        <w:t xml:space="preserve">But everything runs </w:t>
-      </w:r>
-      <w:r>
-        <w:t>ok</w:t>
-      </w:r>
-      <w:r>
-        <w:t xml:space="preserve">. </w:t>
-      </w:r>
-    </w:p>
-    <w:p>
-      <w:pPr>
-        <w:spacing w:line="240" w:lineRule="auto"/>
-      </w:pPr>
-    </w:p>
-    <w:p>
-      <w:pPr>
-        <w:spacing w:line="240" w:lineRule="auto"/>
-      </w:pPr>
-      <w:r>
-        <w:t>Grade: 9</w:t>
-      </w:r>
-      <w:r>
-        <w:t>1</w:t>
-      </w:r>
-    </w:p>
-    <w:p>
-      <w:pPr>
-        <w:spacing w:line="240" w:lineRule="auto"/>
-      </w:pPr>
-    </w:p>
-    <w:p>
-      <w:pPr>
-        <w:spacing w:line="240" w:lineRule="auto"/>
-      </w:pPr>
-      <w:r>
-        <w:t>Preston DF</w:t>
-      </w:r>
-    </w:p>
-    <w:p>
-      <w:pPr>
-        <w:spacing w:line="240" w:lineRule="auto"/>
-      </w:pPr>
-    </w:p>
-    <w:p>
-      <w:pPr>
-        <w:spacing w:line="240" w:lineRule="auto"/>
-      </w:pPr>
-      <w:r>
-        <w:t xml:space="preserve">Would have been better to add </w:t>
-      </w:r>
-      <w:proofErr w:type="spellStart"/>
-      <w:r>
-        <w:t>steady_state_detection</w:t>
-      </w:r>
-      <w:proofErr w:type="spellEnd"/>
-      <w:r>
-        <w:t xml:space="preserve">. I didn’t get your input 1.1 to converge and exit cleanly, largely because of the tolerances set. If tolerances are too tight, it will cut and cut the timestep, when it isn’t needed. You had a font change in the report which makes things look weird. Good referencing your material properties and justifying the temperature values. Would be good to include the references in the table and provide a table caption. </w:t>
-      </w:r>
-      <w:r>
-        <w:t xml:space="preserve">Excellent setup of geometry with and without mesh. Your mesh density seems far too sparse, and oddly </w:t>
-      </w:r>
-      <w:proofErr w:type="gramStart"/>
-      <w:r>
-        <w:t>more dense</w:t>
-      </w:r>
-      <w:proofErr w:type="gramEnd"/>
-      <w:r>
-        <w:t xml:space="preserve"> in y than x. I didn’t see a mesh convergence study, which was needed here. If I refine your mesh, I can get a T0 of 1262K. You could do a better job of displaying results such that they are comparable. </w:t>
-      </w:r>
-      <w:proofErr w:type="gramStart"/>
-      <w:r>
-        <w:t>Generally</w:t>
-      </w:r>
-      <w:proofErr w:type="gramEnd"/>
-      <w:r>
-        <w:t xml:space="preserve"> well written. Got everything done and things run quickly. Missing the convergence </w:t>
-      </w:r>
-      <w:proofErr w:type="gramStart"/>
-      <w:r>
-        <w:t>study, and</w:t>
-      </w:r>
-      <w:proofErr w:type="gramEnd"/>
-      <w:r>
-        <w:t xml:space="preserve"> can improve results section.</w:t>
+        <w:t xml:space="preserve"> well written. Got everything done and things run quickly. Missing the convergence study, and can improve results section.</w:t>
       </w:r>
     </w:p>
     <w:p>
@@ -238,15 +214,7 @@
         <w:t xml:space="preserve"> My run converged at 81 steps, not 50.</w:t>
       </w:r>
       <w:r>
-        <w:t xml:space="preserve"> Can reduce the NL tolerances, which helps with convergence. Using newton is </w:t>
-      </w:r>
-      <w:proofErr w:type="gramStart"/>
-      <w:r>
-        <w:t>fine, but</w:t>
-      </w:r>
-      <w:proofErr w:type="gramEnd"/>
-      <w:r>
-        <w:t xml:space="preserve"> not needed. Solves in the same number of steps as PJFNK. Would be good to cite the values for material properties, even if from the notes or </w:t>
+        <w:t xml:space="preserve"> Can reduce the NL tolerances, which helps with convergence. Using newton is fine, but not needed. Solves in the same number of steps as PJFNK. Would be good to cite the values for material properties, even if from the notes or </w:t>
       </w:r>
       <w:r>
         <w:lastRenderedPageBreak/>
@@ -269,101 +237,77 @@
       </w:r>
       <w:proofErr w:type="gramEnd"/>
       <w:r>
-        <w:t xml:space="preserve">, but more fine meshes are not always more accurate. Mesh convergence good </w:t>
+        <w:t xml:space="preserve">, but more fine meshes are not always more accurate. Mesh convergence good enough, but would’ve liked to have seen it with the implicitly defined mesh. For your case4, you needed a lot more steps to get the system to steady state. The data in your figure 2 is not what I see from your outputs. I think you got some things crossed up somewhere. Your table 3 even reports reasonable values, but you show super high values. </w:t>
+      </w:r>
+      <w:r>
+        <w:t xml:space="preserve">In your k(T), the issue is that your function uses T, instead of T/1000. Look in lecture 11, it is using a ‘reduced’ temperature. Check your units on heat capacities. Your time-dependent behavior is too </w:t>
       </w:r>
       <w:proofErr w:type="gramStart"/>
       <w:r>
-        <w:t>enough, but</w:t>
+        <w:t>sluggish,</w:t>
       </w:r>
       <w:proofErr w:type="gramEnd"/>
       <w:r>
-        <w:t xml:space="preserve"> would’ve liked to have seen it with the implicitly defined mesh. For your case4, you needed a lot more steps to get the system to steady state. The data in your figure 2 is not what I see from your outputs. I think you got some things crossed up somewhere. Your table 3 even reports reasonable values, but you show super high values. </w:t>
-      </w:r>
-      <w:r>
-        <w:t xml:space="preserve">In your k(T), the issue is that your function uses T, instead of T/1000. Look in lecture 11, it is using a ‘reduced’ temperature. Check your units on heat capacities. Your time-dependent behavior is too </w:t>
+        <w:t xml:space="preserve"> it looks like your units are off</w:t>
+      </w:r>
+      <w:r>
+        <w:t xml:space="preserve"> somewhere</w:t>
+      </w:r>
+      <w:r>
+        <w:t xml:space="preserve">. </w:t>
+      </w:r>
+      <w:r>
+        <w:t>The flat temperature profile should have screamed at you that things are not converged. Correct way of setting up the implicit mesh, all looks good there, just issues with materials properties.</w:t>
+      </w:r>
+    </w:p>
+    <w:p>
+      <w:pPr>
+        <w:spacing w:line="240" w:lineRule="auto"/>
+      </w:pPr>
+    </w:p>
+    <w:p>
+      <w:pPr>
+        <w:spacing w:line="240" w:lineRule="auto"/>
+      </w:pPr>
+      <w:r>
+        <w:t xml:space="preserve">Grade: </w:t>
+      </w:r>
+      <w:r>
+        <w:t>88</w:t>
+      </w:r>
+    </w:p>
+    <w:p>
+      <w:pPr>
+        <w:spacing w:line="240" w:lineRule="auto"/>
+      </w:pPr>
+    </w:p>
+    <w:p>
+      <w:pPr>
+        <w:spacing w:line="240" w:lineRule="auto"/>
+      </w:pPr>
+      <w:r>
+        <w:t>Ethan Arnold</w:t>
+      </w:r>
+    </w:p>
+    <w:p>
+      <w:pPr>
+        <w:spacing w:line="240" w:lineRule="auto"/>
+      </w:pPr>
+    </w:p>
+    <w:p>
+      <w:pPr>
+        <w:spacing w:line="240" w:lineRule="auto"/>
+      </w:pPr>
+      <w:r>
+        <w:t xml:space="preserve">Well written. Typo in table 1 on Cp of the fuel. Should have probably shown mesh convergence first to establish the baseline for the following results. Should have figure numbers and captions associated with each figure. But </w:t>
       </w:r>
       <w:proofErr w:type="gramStart"/>
       <w:r>
-        <w:t>sluggish,</w:t>
+        <w:t>overall</w:t>
       </w:r>
       <w:proofErr w:type="gramEnd"/>
       <w:r>
-        <w:t xml:space="preserve"> it looks like your units are off</w:t>
-      </w:r>
-      <w:r>
-        <w:t xml:space="preserve"> somewhere</w:t>
-      </w:r>
-      <w:r>
-        <w:t xml:space="preserve">. </w:t>
-      </w:r>
-      <w:r>
-        <w:t>The flat temperature profile should have screamed at you that things are not converged. Correct way of setting up the implicit mesh, all looks good there, just issues with materials properties.</w:t>
-      </w:r>
-    </w:p>
-    <w:p>
-      <w:pPr>
-        <w:spacing w:line="240" w:lineRule="auto"/>
-      </w:pPr>
-    </w:p>
-    <w:p>
-      <w:pPr>
-        <w:spacing w:line="240" w:lineRule="auto"/>
-      </w:pPr>
-      <w:r>
-        <w:t xml:space="preserve">Grade: </w:t>
-      </w:r>
-      <w:r>
-        <w:t>88</w:t>
-      </w:r>
-    </w:p>
-    <w:p>
-      <w:pPr>
-        <w:spacing w:line="240" w:lineRule="auto"/>
-      </w:pPr>
-    </w:p>
-    <w:p>
-      <w:pPr>
-        <w:spacing w:line="240" w:lineRule="auto"/>
-      </w:pPr>
-      <w:r>
-        <w:t>Ethan Arnold</w:t>
-      </w:r>
-    </w:p>
-    <w:p>
-      <w:pPr>
-        <w:spacing w:line="240" w:lineRule="auto"/>
-      </w:pPr>
-    </w:p>
-    <w:p>
-      <w:pPr>
-        <w:spacing w:line="240" w:lineRule="auto"/>
-      </w:pPr>
-      <w:r>
-        <w:t xml:space="preserve">Well written. Typo in table 1 on Cp of the fuel. Should have probably shown mesh convergence first to establish the baseline for the following results. Should have figure numbers and captions associated with each figure. But </w:t>
-      </w:r>
-      <w:proofErr w:type="gramStart"/>
-      <w:r>
-        <w:t>overall</w:t>
-      </w:r>
-      <w:proofErr w:type="gramEnd"/>
-      <w:r>
-        <w:t xml:space="preserve"> everything looks good. Did all parts correctly. Everything runs </w:t>
-      </w:r>
-      <w:proofErr w:type="gramStart"/>
-      <w:r>
-        <w:t>pretty smoothly</w:t>
-      </w:r>
-      <w:proofErr w:type="gramEnd"/>
-      <w:r>
-        <w:t xml:space="preserve">. No real complaints. Clean up some report formatting </w:t>
-      </w:r>
-      <w:proofErr w:type="spellStart"/>
-      <w:r>
-        <w:t>is</w:t>
-      </w:r>
-      <w:proofErr w:type="spellEnd"/>
-      <w:r>
-        <w:t xml:space="preserve"> all. </w:t>
+        <w:t xml:space="preserve"> everything looks good. Did all parts correctly. Everything runs pretty smoothly. No real complaints. Clean up some report formatting is all. </w:t>
       </w:r>
     </w:p>
     <w:p>
@@ -424,15 +368,7 @@
         <w:t xml:space="preserve">I prefer table captions above and figure captions below. </w:t>
       </w:r>
       <w:r>
-        <w:t xml:space="preserve">I don’t like the value of each case being thrown in the text, either put it in a sentence, or overlay it on the image. Overall good </w:t>
-      </w:r>
-      <w:proofErr w:type="gramStart"/>
-      <w:r>
-        <w:t>job, but</w:t>
-      </w:r>
-      <w:proofErr w:type="gramEnd"/>
-      <w:r>
-        <w:t xml:space="preserve"> should have had the steady state check in there. In the end, you ran for long enough that it didn’t matter, but you wouldn’t know this </w:t>
+        <w:t xml:space="preserve">I don’t like the value of each case being thrown in the text, either put it in a sentence, or overlay it on the image. Overall good job, but should have had the steady state check in there. In the end, you ran for long enough that it didn’t matter, but you wouldn’t know this </w:t>
       </w:r>
       <w:r>
         <w:rPr>
@@ -489,15 +425,7 @@
         <w:spacing w:line="240" w:lineRule="auto"/>
       </w:pPr>
       <w:r>
-        <w:t xml:space="preserve">A lot of the same comments as Aidan, it looks like you two worked together on it, which is fine, </w:t>
-      </w:r>
-      <w:proofErr w:type="gramStart"/>
-      <w:r>
-        <w:t>as long as</w:t>
-      </w:r>
-      <w:proofErr w:type="gramEnd"/>
-      <w:r>
-        <w:t xml:space="preserve"> there is sufficient distinction, which appears to be the case. Should have </w:t>
+        <w:t xml:space="preserve">A lot of the same comments as Aidan, it looks like you two worked together on it, which is fine, as long as there is sufficient distinction, which appears to be the case. Should have </w:t>
       </w:r>
       <w:r>
         <w:lastRenderedPageBreak/>
@@ -509,13 +437,7 @@
       </w:r>
       <w:proofErr w:type="gramEnd"/>
       <w:r>
-        <w:t xml:space="preserve"> at a time of 275s. </w:t>
-      </w:r>
-      <w:r>
-        <w:t xml:space="preserve">Since you did different mesh designs with and without the gap, should have done a convergence study on both. </w:t>
-      </w:r>
-      <w:r>
-        <w:t xml:space="preserve">Would have liked to have seen the actual number comparisons of the analytical vs the various </w:t>
+        <w:t xml:space="preserve"> at a time of 275s. Since you did different mesh designs with and without the gap, should have done a convergence study on both. Would have liked to have seen the actual number comparisons of the analytical vs the various </w:t>
       </w:r>
       <w:r>
         <w:t xml:space="preserve">setups in the text discussing/showing the results, instead of in the conclusions. Units error on your k_UO2(T) equation. That’s W/m-K. You convert that to consistent units in your input file, but don’t say that in the report. You should show the actual equation you are using in the report. Overall, everything good. Got everything done correctly. </w:t>
@@ -568,15 +490,1056 @@
       </w:r>
       <w:proofErr w:type="gramEnd"/>
       <w:r>
-        <w:t xml:space="preserve"> you applied a linear function of kth? While this is A function, it certainly isn’t representative, and especially not so for oxide fuels. I would have preferred to see you use a kth(T) correlation provided in class or in the MOOSE documentation, or from elsewhere, instead of an arbitrary function. I needed to see a comparison to the analytical solution. I also needed to see some kind of mesh convergence study. You didn’t implicitly account for the gap. So, </w:t>
-      </w:r>
+        <w:t xml:space="preserve"> you applied a linear function of kth? While this is A function, it certainly isn’t representative, and especially not so for oxide fuels. I would have preferred to see you use a kth(T) correlation provided in class or in the MOOSE documentation, or from elsewhere, instead of an arbitrary function. I needed to see a comparison to the analytical solution. I also needed to see some kind of mesh convergence study. You didn’t implicitly account for the gap. So, take a look at some examples doing </w:t>
+      </w:r>
+      <w:proofErr w:type="spellStart"/>
+      <w:r>
+        <w:t>stiched</w:t>
+      </w:r>
+      <w:proofErr w:type="spellEnd"/>
+      <w:r>
+        <w:t xml:space="preserve"> and/or combined mesh generators. Also, it is more appropriate to assign material blocks to specific regions which are meshed. For the implicit mesh, look at the </w:t>
+      </w:r>
+      <w:proofErr w:type="spellStart"/>
+      <w:r>
+        <w:t>GapHeatTransfer</w:t>
+      </w:r>
+      <w:proofErr w:type="spellEnd"/>
+      <w:r>
+        <w:t xml:space="preserve"> in thermal contact actions. While this worked for a part of the problem here, it is more an outcome of the simplicity of the problem than a viable strategy going forward.</w:t>
+      </w:r>
+    </w:p>
+    <w:p>
+      <w:pPr>
+        <w:spacing w:line="240" w:lineRule="auto"/>
+      </w:pPr>
+    </w:p>
+    <w:p>
+      <w:pPr>
+        <w:spacing w:line="240" w:lineRule="auto"/>
+      </w:pPr>
+      <w:r>
+        <w:t>Grade: 85</w:t>
+      </w:r>
+    </w:p>
+    <w:p>
+      <w:pPr>
+        <w:spacing w:line="240" w:lineRule="auto"/>
+      </w:pPr>
+    </w:p>
+    <w:p>
+      <w:pPr>
+        <w:spacing w:line="240" w:lineRule="auto"/>
+      </w:pPr>
+      <w:r>
+        <w:t>Cameron Myers</w:t>
+      </w:r>
+    </w:p>
+    <w:p>
+      <w:pPr>
+        <w:spacing w:line="240" w:lineRule="auto"/>
+      </w:pPr>
+    </w:p>
+    <w:p>
+      <w:pPr>
+        <w:spacing w:line="240" w:lineRule="auto"/>
+      </w:pPr>
+      <w:r>
+        <w:t xml:space="preserve">Ok. So, several issues here. Your geometry is defined properly for the first part. However, the mesh you used is way too coarse, as it will not be able to separately distinguish the gap. Despite this, I was able to get your input file to converged by tweaking some of the executioner parameters. Namely:   </w:t>
+      </w:r>
+    </w:p>
+    <w:p>
+      <w:pPr>
+        <w:spacing w:line="240" w:lineRule="auto"/>
+      </w:pPr>
+      <w:proofErr w:type="spellStart"/>
+      <w:r>
+        <w:t>petsc_options_iname</w:t>
+      </w:r>
+      <w:proofErr w:type="spellEnd"/>
+      <w:r>
+        <w:t xml:space="preserve"> = '-</w:t>
+      </w:r>
+      <w:proofErr w:type="spellStart"/>
+      <w:r>
+        <w:t>pc_type</w:t>
+      </w:r>
+      <w:proofErr w:type="spellEnd"/>
+      <w:r>
+        <w:t xml:space="preserve"> -</w:t>
+      </w:r>
+      <w:proofErr w:type="spellStart"/>
+      <w:r>
+        <w:t>pc_factor_mat_solver_type</w:t>
+      </w:r>
+      <w:proofErr w:type="spellEnd"/>
+      <w:r>
+        <w:t>'</w:t>
+      </w:r>
+    </w:p>
+    <w:p>
+      <w:pPr>
+        <w:spacing w:line="240" w:lineRule="auto"/>
+      </w:pPr>
+      <w:proofErr w:type="spellStart"/>
+      <w:r>
+        <w:t>petsc_options_value</w:t>
+      </w:r>
+      <w:proofErr w:type="spellEnd"/>
+      <w:r>
+        <w:t xml:space="preserve"> = '</w:t>
+      </w:r>
+      <w:proofErr w:type="spellStart"/>
+      <w:r>
+        <w:t>lu</w:t>
+      </w:r>
+      <w:proofErr w:type="spellEnd"/>
+      <w:r>
+        <w:t xml:space="preserve">       mumps'</w:t>
+      </w:r>
+    </w:p>
+    <w:p>
+      <w:pPr>
+        <w:spacing w:line="240" w:lineRule="auto"/>
+      </w:pPr>
+      <w:proofErr w:type="spellStart"/>
+      <w:r>
+        <w:t>l_tol</w:t>
+      </w:r>
+      <w:proofErr w:type="spellEnd"/>
+      <w:r>
+        <w:t xml:space="preserve"> = 1e-6</w:t>
+      </w:r>
+    </w:p>
+    <w:p>
+      <w:pPr>
+        <w:spacing w:line="240" w:lineRule="auto"/>
+      </w:pPr>
+      <w:proofErr w:type="spellStart"/>
+      <w:r>
+        <w:t>nl_rel_tol</w:t>
+      </w:r>
+      <w:proofErr w:type="spellEnd"/>
+      <w:r>
+        <w:t xml:space="preserve"> = 1e-8</w:t>
+      </w:r>
+    </w:p>
+    <w:p>
+      <w:pPr>
+        <w:spacing w:line="240" w:lineRule="auto"/>
+      </w:pPr>
+      <w:proofErr w:type="spellStart"/>
+      <w:r>
+        <w:t>nl_abs_tol</w:t>
+      </w:r>
+      <w:proofErr w:type="spellEnd"/>
+      <w:r>
+        <w:t xml:space="preserve"> = 1e-10 </w:t>
+      </w:r>
+    </w:p>
+    <w:p>
+      <w:pPr>
+        <w:spacing w:line="240" w:lineRule="auto"/>
+      </w:pPr>
+      <w:r>
+        <w:t xml:space="preserve">Also, its best practice to not use tabs in your files, as that can sometimes mess up the HIT syntax. It didn’t here, but I know with older versions of MOOSE it did, and </w:t>
+      </w:r>
+      <w:proofErr w:type="spellStart"/>
+      <w:r>
+        <w:t>its</w:t>
+      </w:r>
+      <w:proofErr w:type="spellEnd"/>
+      <w:r>
+        <w:t xml:space="preserve"> advisable to only use spaces, not tabs. Report is well written, just didn’t get over the line on tweaking </w:t>
+      </w:r>
+      <w:r>
+        <w:lastRenderedPageBreak/>
+        <w:t>some convergence-related param</w:t>
+      </w:r>
+      <w:r>
+        <w:t>e</w:t>
+      </w:r>
+      <w:r>
+        <w:t xml:space="preserve">ters, which would have allowed you to push further. Also, look at combined mesh generators for the implicit description of the gap with the thermal contact action. </w:t>
+      </w:r>
+      <w:r>
+        <w:t xml:space="preserve">Come get help if you need it. </w:t>
+      </w:r>
+    </w:p>
+    <w:p>
+      <w:pPr>
+        <w:spacing w:line="240" w:lineRule="auto"/>
+      </w:pPr>
+    </w:p>
+    <w:p>
+      <w:pPr>
+        <w:spacing w:line="240" w:lineRule="auto"/>
+      </w:pPr>
+      <w:r>
+        <w:t>Grade: 75</w:t>
+      </w:r>
+    </w:p>
+    <w:p>
+      <w:pPr>
+        <w:spacing w:line="240" w:lineRule="auto"/>
+      </w:pPr>
+    </w:p>
+    <w:p>
+      <w:pPr>
+        <w:spacing w:line="240" w:lineRule="auto"/>
+      </w:pPr>
+      <w:r>
+        <w:t>Jack Falcoz-Vigne</w:t>
+      </w:r>
+    </w:p>
+    <w:p>
+      <w:pPr>
+        <w:spacing w:line="240" w:lineRule="auto"/>
+      </w:pPr>
+    </w:p>
+    <w:p>
+      <w:pPr>
+        <w:spacing w:line="240" w:lineRule="auto"/>
+      </w:pPr>
+      <w:r>
+        <w:t xml:space="preserve">Excellent code writing! Ideal to have everything commented to explain what you are doing and to have variable/blocks logically named. </w:t>
+      </w:r>
+      <w:r>
+        <w:t xml:space="preserve">Looks like you worked with Aidan and Connor on this, which is fine, as long as there are discernible differences in what you all did. </w:t>
+      </w:r>
+      <w:r>
+        <w:t xml:space="preserve">Should have used steady state detection. Or shown that the system reached steady state, instead of choosing a time. </w:t>
+      </w:r>
+      <w:r>
+        <w:t>Good identification of the issues with using a uniform mesh, even when making it very fine. Since you have a different mesh for the implicit gap, you should have done a mesh convergence study here also. Overall, very good, everything works great.</w:t>
+      </w:r>
+    </w:p>
+    <w:p>
+      <w:pPr>
+        <w:spacing w:line="240" w:lineRule="auto"/>
+      </w:pPr>
+    </w:p>
+    <w:p>
+      <w:pPr>
+        <w:spacing w:line="240" w:lineRule="auto"/>
+      </w:pPr>
+      <w:r>
+        <w:t>Grade: 98</w:t>
+      </w:r>
+    </w:p>
+    <w:p>
+      <w:pPr>
+        <w:spacing w:line="240" w:lineRule="auto"/>
+      </w:pPr>
+    </w:p>
+    <w:p>
+      <w:pPr>
+        <w:spacing w:line="240" w:lineRule="auto"/>
+      </w:pPr>
+      <w:r>
+        <w:t>Md Fahim Foraejee</w:t>
+      </w:r>
+    </w:p>
+    <w:p>
+      <w:pPr>
+        <w:spacing w:line="240" w:lineRule="auto"/>
+      </w:pPr>
+    </w:p>
+    <w:p>
+      <w:pPr>
+        <w:spacing w:line="240" w:lineRule="auto"/>
+      </w:pPr>
+      <w:r>
+        <w:t xml:space="preserve">Good geometry setup. Cartesian mesh is one of the better ways to do this. From an organization standpoint, would have been good to lead with the mesh convergence, which then sets the scene for the rest of the results. Have a question mark in your text, not sure what you were referring to, table 4? Have some typos and grammatical errors throughout the report. Some simple oversights, some where you need better hyphenation, comma, or article usage. </w:t>
+      </w:r>
+      <w:r>
+        <w:t xml:space="preserve">Overall, everything looks great. </w:t>
+      </w:r>
+    </w:p>
+    <w:p>
+      <w:pPr>
+        <w:spacing w:line="240" w:lineRule="auto"/>
+      </w:pPr>
+    </w:p>
+    <w:p>
+      <w:pPr>
+        <w:spacing w:line="240" w:lineRule="auto"/>
+      </w:pPr>
+      <w:r>
+        <w:t>Grade:</w:t>
+      </w:r>
+      <w:r>
+        <w:t xml:space="preserve"> 99</w:t>
+      </w:r>
+    </w:p>
+    <w:p>
+      <w:pPr>
+        <w:spacing w:line="240" w:lineRule="auto"/>
+      </w:pPr>
+    </w:p>
+    <w:p>
+      <w:pPr>
+        <w:spacing w:line="240" w:lineRule="auto"/>
+      </w:pPr>
+      <w:r>
+        <w:t>Johnathan Pack</w:t>
+      </w:r>
+    </w:p>
+    <w:p>
+      <w:pPr>
+        <w:spacing w:line="240" w:lineRule="auto"/>
+      </w:pPr>
+    </w:p>
+    <w:p>
+      <w:pPr>
+        <w:spacing w:line="240" w:lineRule="auto"/>
+      </w:pPr>
+      <w:r>
+        <w:t xml:space="preserve">Writing style is a bit choppy. You are presenting the information, but </w:t>
+      </w:r>
+      <w:proofErr w:type="spellStart"/>
+      <w:r>
+        <w:t>its</w:t>
+      </w:r>
+      <w:proofErr w:type="spellEnd"/>
+      <w:r>
+        <w:t xml:space="preserve"> not really flowing. </w:t>
+      </w:r>
+      <w:r>
+        <w:t xml:space="preserve">Cartesian mesh is a good choice. Should have done steady state detection, instead of running out to a fixed time. </w:t>
+      </w:r>
+      <w:r>
+        <w:t xml:space="preserve">It </w:t>
+      </w:r>
+      <w:proofErr w:type="spellStart"/>
+      <w:r>
+        <w:t>wont</w:t>
+      </w:r>
+      <w:proofErr w:type="spellEnd"/>
+      <w:r>
+        <w:t xml:space="preserve"> really matter here, but the values you utilized for Cp are not appropriate. Should probably present the mesh convergence study first, to set the methods for the remaining work. Why did you choose the initial mesh size? That isn’t really corresponding the physical distances, or a fixed number per zone. It seems arbitrary. Then you were uniformly refining? There isn’t much detail here. You implement the equation 6 incorrectly, using T/100 instead of T/1000 for the reduced T. </w:t>
+      </w:r>
+      <w:r>
+        <w:t xml:space="preserve">You should get the exact (or nearly exact) same result for meshing/not meshing the gap. Thus, your way of breaking the mesh didn’t work. Different ways to solve this. Make different meshes, then combine them. Make the 3 block cartesian mesh, then delete one. Other ways as well. Look at this. Pretty good overall, but made a couple errors. </w:t>
+      </w:r>
+    </w:p>
+    <w:p>
+      <w:pPr>
+        <w:spacing w:line="240" w:lineRule="auto"/>
+      </w:pPr>
+    </w:p>
+    <w:p>
+      <w:pPr>
+        <w:spacing w:line="240" w:lineRule="auto"/>
+      </w:pPr>
+      <w:r>
+        <w:lastRenderedPageBreak/>
+        <w:t>Grade: 92</w:t>
+      </w:r>
+    </w:p>
+    <w:p>
+      <w:pPr>
+        <w:spacing w:line="240" w:lineRule="auto"/>
+      </w:pPr>
+    </w:p>
+    <w:p>
+      <w:pPr>
+        <w:spacing w:line="240" w:lineRule="auto"/>
+      </w:pPr>
+      <w:r>
+        <w:t>Zach Sweeney</w:t>
+      </w:r>
+    </w:p>
+    <w:p>
+      <w:pPr>
+        <w:spacing w:line="240" w:lineRule="auto"/>
+      </w:pPr>
+    </w:p>
+    <w:p>
+      <w:pPr>
+        <w:spacing w:line="240" w:lineRule="auto"/>
+      </w:pPr>
+      <w:r>
+        <w:t xml:space="preserve">Where did your material properties come from? Cite them. Your kth(T) has an error. That equation needs a reduced temperature (T/1000), instead of T. Check the slides. </w:t>
+      </w:r>
+      <w:proofErr w:type="spellStart"/>
+      <w:r>
+        <w:t>S</w:t>
+      </w:r>
+      <w:r>
+        <w:t>h</w:t>
+      </w:r>
+      <w:r>
+        <w:t>ouldnt</w:t>
+      </w:r>
+      <w:proofErr w:type="spellEnd"/>
+      <w:r>
+        <w:t xml:space="preserve"> figure 5c have the mesh explicitly included/shown? I think your </w:t>
+      </w:r>
+      <w:r>
+        <w:t>2</w:t>
+      </w:r>
+      <w:r>
+        <w:rPr>
+          <w:vertAlign w:val="superscript"/>
+        </w:rPr>
+        <w:t>nd</w:t>
+      </w:r>
+      <w:r>
+        <w:t xml:space="preserve"> and 3</w:t>
+      </w:r>
+      <w:r>
+        <w:rPr>
+          <w:vertAlign w:val="superscript"/>
+        </w:rPr>
+        <w:t>rd</w:t>
+      </w:r>
+      <w:r>
+        <w:t xml:space="preserve"> figs</w:t>
+      </w:r>
+      <w:r>
+        <w:t xml:space="preserve"> in fig 5 </w:t>
+      </w:r>
+      <w:r>
+        <w:t>are</w:t>
+      </w:r>
+      <w:r>
+        <w:t xml:space="preserve"> just the exact same data. Also, better to label your figures completely. You should have done more comparison between case 1 and 2 with regards to the analytical solution. Did it match? Where we </w:t>
+      </w:r>
+      <w:proofErr w:type="spellStart"/>
       <w:proofErr w:type="gramStart"/>
       <w:r>
-        <w:t>take a look</w:t>
-      </w:r>
+        <w:t>errors</w:t>
+      </w:r>
+      <w:proofErr w:type="spellEnd"/>
       <w:proofErr w:type="gramEnd"/>
       <w:r>
-        <w:t xml:space="preserve"> at some examples doing </w:t>
+        <w:t>? You didn’t show that moose is doing things correctly. Best practice to include a conclusion. Overall, everything looks good. Code runs well. Did everything right. Just some issues with analysis and cleaning up the report.</w:t>
+      </w:r>
+    </w:p>
+    <w:p>
+      <w:pPr>
+        <w:spacing w:line="240" w:lineRule="auto"/>
+      </w:pPr>
+    </w:p>
+    <w:p>
+      <w:pPr>
+        <w:spacing w:line="240" w:lineRule="auto"/>
+      </w:pPr>
+      <w:r>
+        <w:t>Grade: 96</w:t>
+      </w:r>
+    </w:p>
+    <w:p>
+      <w:pPr>
+        <w:spacing w:line="240" w:lineRule="auto"/>
+      </w:pPr>
+    </w:p>
+    <w:p>
+      <w:pPr>
+        <w:spacing w:line="240" w:lineRule="auto"/>
+      </w:pPr>
+      <w:r>
+        <w:t>Fletcher Smith</w:t>
+      </w:r>
+    </w:p>
+    <w:p>
+      <w:pPr>
+        <w:spacing w:line="240" w:lineRule="auto"/>
+      </w:pPr>
+    </w:p>
+    <w:p>
+      <w:pPr>
+        <w:spacing w:line="240" w:lineRule="auto"/>
+      </w:pPr>
+      <w:r>
+        <w:t xml:space="preserve">You terminated your simulation early, at a seemingly arbitrary time, instead of proceeding to find a </w:t>
+      </w:r>
+      <w:proofErr w:type="gramStart"/>
+      <w:r>
+        <w:t>steady-state</w:t>
+      </w:r>
+      <w:proofErr w:type="gramEnd"/>
+      <w:r>
+        <w:t xml:space="preserve">. Could have tweaked some executioner options to make this happen. For example: </w:t>
+      </w:r>
+    </w:p>
+    <w:p>
+      <w:pPr>
+        <w:spacing w:line="240" w:lineRule="auto"/>
+      </w:pPr>
+      <w:r>
+        <w:t>[Executioner]</w:t>
+      </w:r>
+    </w:p>
+    <w:p>
+      <w:pPr>
+        <w:spacing w:line="240" w:lineRule="auto"/>
+      </w:pPr>
+      <w:r>
+        <w:t xml:space="preserve">  type = Transient</w:t>
+      </w:r>
+    </w:p>
+    <w:p>
+      <w:pPr>
+        <w:spacing w:line="240" w:lineRule="auto"/>
+      </w:pPr>
+      <w:r>
+        <w:t xml:space="preserve">  dt = 1</w:t>
+      </w:r>
+    </w:p>
+    <w:p>
+      <w:pPr>
+        <w:spacing w:line="240" w:lineRule="auto"/>
+      </w:pPr>
+      <w:r>
+        <w:t xml:space="preserve">  </w:t>
+      </w:r>
+      <w:proofErr w:type="spellStart"/>
+      <w:r>
+        <w:t>steady_state_detection</w:t>
+      </w:r>
+      <w:proofErr w:type="spellEnd"/>
+      <w:r>
+        <w:t xml:space="preserve"> = true</w:t>
+      </w:r>
+    </w:p>
+    <w:p>
+      <w:pPr>
+        <w:spacing w:line="240" w:lineRule="auto"/>
+      </w:pPr>
+      <w:r>
+        <w:t xml:space="preserve">  </w:t>
+      </w:r>
+      <w:proofErr w:type="spellStart"/>
+      <w:r>
+        <w:t>steady_state_tolerance</w:t>
+      </w:r>
+      <w:proofErr w:type="spellEnd"/>
+      <w:r>
+        <w:t xml:space="preserve"> = 1e-6</w:t>
+      </w:r>
+    </w:p>
+    <w:p>
+      <w:pPr>
+        <w:spacing w:line="240" w:lineRule="auto"/>
+      </w:pPr>
+      <w:r>
+        <w:t xml:space="preserve">  </w:t>
+      </w:r>
+      <w:proofErr w:type="spellStart"/>
+      <w:r>
+        <w:t>nl_abs_tol</w:t>
+      </w:r>
+      <w:proofErr w:type="spellEnd"/>
+      <w:r>
+        <w:t xml:space="preserve"> = 1e-8</w:t>
+      </w:r>
+    </w:p>
+    <w:p>
+      <w:pPr>
+        <w:spacing w:line="240" w:lineRule="auto"/>
+      </w:pPr>
+      <w:r>
+        <w:t xml:space="preserve">  </w:t>
+      </w:r>
+      <w:proofErr w:type="spellStart"/>
+      <w:r>
+        <w:t>nl_rel_tol</w:t>
+      </w:r>
+      <w:proofErr w:type="spellEnd"/>
+      <w:r>
+        <w:t xml:space="preserve"> = 1e-6</w:t>
+      </w:r>
+    </w:p>
+    <w:p>
+      <w:pPr>
+        <w:spacing w:line="240" w:lineRule="auto"/>
+      </w:pPr>
+      <w:r>
+        <w:t xml:space="preserve">  </w:t>
+      </w:r>
+      <w:proofErr w:type="spellStart"/>
+      <w:r>
+        <w:t>solve_type</w:t>
+      </w:r>
+      <w:proofErr w:type="spellEnd"/>
+      <w:r>
+        <w:t xml:space="preserve"> = 'PJFNK'</w:t>
+      </w:r>
+    </w:p>
+    <w:p>
+      <w:pPr>
+        <w:spacing w:line="240" w:lineRule="auto"/>
+      </w:pPr>
+      <w:r>
+        <w:t xml:space="preserve">  </w:t>
+      </w:r>
+      <w:proofErr w:type="spellStart"/>
+      <w:r>
+        <w:t>petsc_options_iname</w:t>
+      </w:r>
+      <w:proofErr w:type="spellEnd"/>
+      <w:r>
+        <w:t xml:space="preserve"> = '-</w:t>
+      </w:r>
+      <w:proofErr w:type="spellStart"/>
+      <w:r>
+        <w:t>pc_type</w:t>
+      </w:r>
+      <w:proofErr w:type="spellEnd"/>
+      <w:r>
+        <w:t xml:space="preserve"> -</w:t>
+      </w:r>
+      <w:proofErr w:type="spellStart"/>
+      <w:r>
+        <w:t>pc_hypre_type</w:t>
+      </w:r>
+      <w:proofErr w:type="spellEnd"/>
+      <w:r>
+        <w:t>'</w:t>
+      </w:r>
+    </w:p>
+    <w:p>
+      <w:pPr>
+        <w:spacing w:line="240" w:lineRule="auto"/>
+      </w:pPr>
+      <w:r>
+        <w:t xml:space="preserve">  </w:t>
+      </w:r>
+      <w:proofErr w:type="spellStart"/>
+      <w:r>
+        <w:t>petsc_options_</w:t>
+      </w:r>
+      <w:proofErr w:type="gramStart"/>
+      <w:r>
+        <w:t>value</w:t>
+      </w:r>
+      <w:proofErr w:type="spellEnd"/>
+      <w:r>
+        <w:t xml:space="preserve">  =</w:t>
+      </w:r>
+      <w:proofErr w:type="gramEnd"/>
+      <w:r>
+        <w:t xml:space="preserve"> '</w:t>
+      </w:r>
+      <w:proofErr w:type="spellStart"/>
+      <w:r>
+        <w:t>hypre</w:t>
+      </w:r>
+      <w:proofErr w:type="spellEnd"/>
+      <w:r>
+        <w:t xml:space="preserve"> </w:t>
+      </w:r>
+      <w:proofErr w:type="spellStart"/>
+      <w:r>
+        <w:t>boomeramg</w:t>
+      </w:r>
+      <w:proofErr w:type="spellEnd"/>
+      <w:r>
+        <w:t>'</w:t>
+      </w:r>
+    </w:p>
+    <w:p>
+      <w:pPr>
+        <w:spacing w:line="240" w:lineRule="auto"/>
+      </w:pPr>
+      <w:r>
+        <w:t>[]</w:t>
+      </w:r>
+    </w:p>
+    <w:p>
+      <w:pPr>
+        <w:spacing w:line="240" w:lineRule="auto"/>
+      </w:pPr>
+      <w:r>
+        <w:t xml:space="preserve">You could have had consistent units without going through the 1E7 conversion. Energy=J, length=m, time=s, etc. </w:t>
+      </w:r>
+      <w:r>
+        <w:t xml:space="preserve">You left distance as cm, which contradicts the SI </w:t>
+      </w:r>
+      <w:proofErr w:type="gramStart"/>
+      <w:r>
+        <w:t>units</w:t>
+      </w:r>
+      <w:proofErr w:type="gramEnd"/>
+      <w:r>
+        <w:t xml:space="preserve"> thing. Could have looked at doing AD kernels, materials, etc. </w:t>
+      </w:r>
+      <w:r>
+        <w:t xml:space="preserve">Overall, very well written. Got everything correct. Just slightly low on time for the more complex cases. </w:t>
+      </w:r>
+    </w:p>
+    <w:p>
+      <w:pPr>
+        <w:spacing w:line="240" w:lineRule="auto"/>
+      </w:pPr>
+    </w:p>
+    <w:p>
+      <w:pPr>
+        <w:spacing w:line="240" w:lineRule="auto"/>
+      </w:pPr>
+      <w:r>
+        <w:t>Grade:</w:t>
+      </w:r>
+      <w:r>
+        <w:t xml:space="preserve"> 97</w:t>
+      </w:r>
+    </w:p>
+    <w:p>
+      <w:pPr>
+        <w:spacing w:line="240" w:lineRule="auto"/>
+      </w:pPr>
+    </w:p>
+    <w:p>
+      <w:pPr>
+        <w:spacing w:line="240" w:lineRule="auto"/>
+      </w:pPr>
+      <w:r>
+        <w:t>Max Velasco</w:t>
+      </w:r>
+    </w:p>
+    <w:p>
+      <w:pPr>
+        <w:spacing w:line="240" w:lineRule="auto"/>
+      </w:pPr>
+    </w:p>
+    <w:p>
+      <w:pPr>
+        <w:spacing w:line="240" w:lineRule="auto"/>
+      </w:pPr>
+      <w:r>
+        <w:t xml:space="preserve">Well written. Everything runs well, looks good. </w:t>
+      </w:r>
+      <w:proofErr w:type="spellStart"/>
+      <w:r>
+        <w:t>Wouldve</w:t>
+      </w:r>
+      <w:proofErr w:type="spellEnd"/>
+      <w:r>
+        <w:t xml:space="preserve"> liked to have seen your kth(T) equations in the report. Would have preferred you either show a T(r) plot or a table with key temperatures comparing with and without mesh. You say it’s the same, but </w:t>
+      </w:r>
+      <w:proofErr w:type="spellStart"/>
+      <w:proofErr w:type="gramStart"/>
+      <w:r>
+        <w:t>its</w:t>
+      </w:r>
+      <w:proofErr w:type="spellEnd"/>
+      <w:proofErr w:type="gramEnd"/>
+      <w:r>
+        <w:t xml:space="preserve"> better to </w:t>
+      </w:r>
+      <w:r>
+        <w:lastRenderedPageBreak/>
+        <w:t xml:space="preserve">show it. Would have liked a conclusions/summary to wrap up the report. </w:t>
+      </w:r>
+      <w:r>
+        <w:t xml:space="preserve">Would have preferred you do stead-state detection instead of specifying the exit time. </w:t>
+      </w:r>
+    </w:p>
+    <w:p>
+      <w:pPr>
+        <w:spacing w:line="240" w:lineRule="auto"/>
+      </w:pPr>
+    </w:p>
+    <w:p>
+      <w:pPr>
+        <w:spacing w:line="240" w:lineRule="auto"/>
+      </w:pPr>
+      <w:r>
+        <w:t xml:space="preserve">Grade: </w:t>
+      </w:r>
+      <w:r>
+        <w:t>99</w:t>
+      </w:r>
+    </w:p>
+    <w:p>
+      <w:pPr>
+        <w:spacing w:line="240" w:lineRule="auto"/>
+      </w:pPr>
+    </w:p>
+    <w:p>
+      <w:pPr>
+        <w:spacing w:line="240" w:lineRule="auto"/>
+      </w:pPr>
+      <w:r>
+        <w:t>Zach Bevans</w:t>
+      </w:r>
+    </w:p>
+    <w:p>
+      <w:pPr>
+        <w:spacing w:line="240" w:lineRule="auto"/>
+      </w:pPr>
+    </w:p>
+    <w:p>
+      <w:pPr>
+        <w:spacing w:line="240" w:lineRule="auto"/>
+      </w:pPr>
+      <w:r>
+        <w:t xml:space="preserve">Well written report. Would prefer a table or list of materials properties with citations. Would have been better organized if you showed the mesh convergence study first. Why is there a difference between meshed and unmeshed gaps? Should be the same. Or are you </w:t>
+      </w:r>
+      <w:r>
+        <w:t xml:space="preserve">using slightly different </w:t>
+      </w:r>
+      <w:proofErr w:type="spellStart"/>
+      <w:r>
+        <w:t>conductances</w:t>
+      </w:r>
+      <w:proofErr w:type="spellEnd"/>
+      <w:r>
+        <w:t xml:space="preserve">? </w:t>
+      </w:r>
+      <w:r>
+        <w:t xml:space="preserve"> </w:t>
+      </w:r>
+      <w:r>
+        <w:t xml:space="preserve">Everything runs well, did everything asked. Minor quibbles here and there. </w:t>
+      </w:r>
+      <w:r>
+        <w:t>Would have preferred you do stead-state detection instead of specifying the exit time.</w:t>
+      </w:r>
+    </w:p>
+    <w:p>
+      <w:pPr>
+        <w:spacing w:line="240" w:lineRule="auto"/>
+      </w:pPr>
+    </w:p>
+    <w:p>
+      <w:pPr>
+        <w:spacing w:line="240" w:lineRule="auto"/>
+      </w:pPr>
+      <w:r>
+        <w:t>Grade: 99</w:t>
+      </w:r>
+    </w:p>
+    <w:p>
+      <w:pPr>
+        <w:spacing w:line="240" w:lineRule="auto"/>
+      </w:pPr>
+    </w:p>
+    <w:p>
+      <w:pPr>
+        <w:spacing w:line="240" w:lineRule="auto"/>
+      </w:pPr>
+      <w:r>
+        <w:t>Ethan Wilson</w:t>
+      </w:r>
+    </w:p>
+    <w:p>
+      <w:pPr>
+        <w:spacing w:line="240" w:lineRule="auto"/>
+      </w:pPr>
+    </w:p>
+    <w:p>
+      <w:pPr>
+        <w:spacing w:line="240" w:lineRule="auto"/>
+      </w:pPr>
+      <w:r>
+        <w:t xml:space="preserve">Like the report style a lot. Ideally should have just done steady state convergence criterion to auto-stop MOOSE, instead of needing to manually track when T0 converged. Sentence below fig 3 is weird… What you say fig 4 shows in the text is not what fig 4 shows. Fig 4 only shows that at long time, 80-100s, the centerline temperature isn’t changing much. Drawing a line between T0 and Ts in fig 6 is misleading, as this is a parabolic profile. Could have plotted in another way, pulled data from </w:t>
+      </w:r>
+      <w:proofErr w:type="spellStart"/>
+      <w:r>
+        <w:t>paraview</w:t>
+      </w:r>
+      <w:proofErr w:type="spellEnd"/>
+      <w:r>
+        <w:t xml:space="preserve">, used a vector post processor, or something else. </w:t>
+      </w:r>
+      <w:r>
+        <w:t xml:space="preserve">Doing a mesh convergence study with constant k and a k(T) isn’t needed. Nothing should change which would impact that. With/without gap, it might change. Missing label for fig 10 in text. I think everything was right in your with/without gap. However, that way of doing it </w:t>
+      </w:r>
+      <w:proofErr w:type="spellStart"/>
+      <w:r>
+        <w:t>wont</w:t>
+      </w:r>
+      <w:proofErr w:type="spellEnd"/>
+      <w:r>
+        <w:t xml:space="preserve"> work in the future. Think about making a physical gap between the fuel and cladding meshes. Overall, everything looks pretty good. All works right.</w:t>
+      </w:r>
+    </w:p>
+    <w:p>
+      <w:pPr>
+        <w:spacing w:line="240" w:lineRule="auto"/>
+      </w:pPr>
+    </w:p>
+    <w:p>
+      <w:pPr>
+        <w:spacing w:line="240" w:lineRule="auto"/>
+      </w:pPr>
+      <w:r>
+        <w:t>Grade: 98</w:t>
+      </w:r>
+    </w:p>
+    <w:p>
+      <w:pPr>
+        <w:spacing w:line="240" w:lineRule="auto"/>
+      </w:pPr>
+    </w:p>
+    <w:p>
+      <w:pPr>
+        <w:spacing w:line="240" w:lineRule="auto"/>
+      </w:pPr>
+      <w:r>
+        <w:t>Ingrid Caraballo-Lopez</w:t>
+      </w:r>
+    </w:p>
+    <w:p>
+      <w:pPr>
+        <w:spacing w:line="240" w:lineRule="auto"/>
+      </w:pPr>
+    </w:p>
+    <w:p>
+      <w:pPr>
+        <w:spacing w:line="240" w:lineRule="auto"/>
+      </w:pPr>
+      <w:r>
+        <w:t xml:space="preserve">Good organization and design of the report. One complaint is that equations should be included within the text, not in a separate table. You could include the other tables either in the text, or keep them in the appendix. My rule is that things that are important to understand what was done need to be in the main text. Things that are supportive only can go in the appendix. You should cite all of your equations and material properties. You cite some, but not all it seems. </w:t>
+      </w:r>
+      <w:proofErr w:type="gramStart"/>
+      <w:r>
+        <w:t>So</w:t>
+      </w:r>
+      <w:proofErr w:type="gramEnd"/>
+      <w:r>
+        <w:t xml:space="preserve"> all three, analytical, meshed gap, unmeshed gap, should give you very nearly the exact same result. That it doesn’t points to an issue. I don’t think you used the same values for the materials properties as what you showed, because I don’t get the same values as you.  </w:t>
+      </w:r>
+      <w:r>
+        <w:t xml:space="preserve">I get about the same value for meshed/unmeshed at constant k. </w:t>
+      </w:r>
+      <w:r>
+        <w:lastRenderedPageBreak/>
+        <w:t xml:space="preserve">The way you set it up can work, but it </w:t>
+      </w:r>
+      <w:proofErr w:type="spellStart"/>
+      <w:r>
+        <w:t>wont</w:t>
+      </w:r>
+      <w:proofErr w:type="spellEnd"/>
+      <w:r>
+        <w:t xml:space="preserve"> for future steps. Think about using something like combined meshes or cartesian meshes. How did you get an analytical solution for the T-dependent case? This drives the temperature way too low. Something must be off in your units. You got a lot of things right, but several still need to be improved or corrected. But everything runs pretty </w:t>
+      </w:r>
+      <w:proofErr w:type="gramStart"/>
+      <w:r>
+        <w:t>good</w:t>
+      </w:r>
+      <w:proofErr w:type="gramEnd"/>
+      <w:r>
+        <w:t xml:space="preserve">. I made some tweaks to your </w:t>
+      </w:r>
+      <w:proofErr w:type="spellStart"/>
+      <w:r>
+        <w:t>petsc</w:t>
+      </w:r>
+      <w:proofErr w:type="spellEnd"/>
+      <w:r>
+        <w:t xml:space="preserve"> options, and that helps convergence dramatically.</w:t>
+      </w:r>
+    </w:p>
+    <w:p>
+      <w:pPr>
+        <w:spacing w:line="240" w:lineRule="auto"/>
+      </w:pPr>
+    </w:p>
+    <w:p>
+      <w:pPr>
+        <w:spacing w:line="240" w:lineRule="auto"/>
+      </w:pPr>
+      <w:r>
+        <w:t>Grade: 90</w:t>
+      </w:r>
+    </w:p>
+    <w:p>
+      <w:pPr>
+        <w:spacing w:line="240" w:lineRule="auto"/>
+      </w:pPr>
+    </w:p>
+    <w:p>
+      <w:pPr>
+        <w:spacing w:line="240" w:lineRule="auto"/>
+      </w:pPr>
+      <w:r>
+        <w:t>Crystal Bowers</w:t>
+      </w:r>
+    </w:p>
+    <w:p>
+      <w:pPr>
+        <w:spacing w:line="240" w:lineRule="auto"/>
+      </w:pPr>
+    </w:p>
+    <w:p>
+      <w:pPr>
+        <w:spacing w:line="240" w:lineRule="auto"/>
+      </w:pPr>
+      <w:r>
+        <w:t xml:space="preserve">Best practice to not use tabs in HIT format. MOOSE used to give errors with this, which they’ve largely fixed, but it can still mess it up sometimes. Try to only use spaces instead of tabs. </w:t>
+      </w:r>
+      <w:r>
+        <w:t xml:space="preserve">Good use of cartesian mesh generator. Good code maintenance, everything labeled/commented. Your implicit mesh worked here, but would not in the future, where we will have the gap closing. Look at deleting the gap mesh. You can also play with the </w:t>
+      </w:r>
+      <w:proofErr w:type="spellStart"/>
+      <w:r>
+        <w:t>petsc</w:t>
+      </w:r>
+      <w:proofErr w:type="spellEnd"/>
+      <w:r>
+        <w:t xml:space="preserve"> solver parameters, this can help convergence a lot also. </w:t>
+      </w:r>
+      <w:r>
+        <w:t xml:space="preserve">Excellent work overall. Very well written report. Nailed everything. </w:t>
+      </w:r>
+    </w:p>
+    <w:p>
+      <w:pPr>
+        <w:spacing w:line="240" w:lineRule="auto"/>
+      </w:pPr>
+    </w:p>
+    <w:p>
+      <w:pPr>
+        <w:spacing w:line="240" w:lineRule="auto"/>
+      </w:pPr>
+      <w:r>
+        <w:t xml:space="preserve">Grade: </w:t>
+      </w:r>
+      <w:r>
+        <w:t>100</w:t>
+      </w:r>
+    </w:p>
+    <w:p>
+      <w:pPr>
+        <w:spacing w:line="240" w:lineRule="auto"/>
+      </w:pPr>
+    </w:p>
+    <w:p>
+      <w:pPr>
+        <w:spacing w:line="240" w:lineRule="auto"/>
+      </w:pPr>
+      <w:r>
+        <w:t>Ivan Davis</w:t>
+      </w:r>
+    </w:p>
+    <w:p>
+      <w:pPr>
+        <w:spacing w:line="240" w:lineRule="auto"/>
+      </w:pPr>
+    </w:p>
+    <w:p>
+      <w:pPr>
+        <w:spacing w:line="240" w:lineRule="auto"/>
+      </w:pPr>
+      <w:r>
+        <w:t xml:space="preserve">Solid organization. Reasonable material properties. </w:t>
+      </w:r>
+      <w:r>
+        <w:t>You could have just directly implemented the equation for k(T) from Fink in MOOSE, instead of going this long way around. Could have used automatic differentiation or just use the actual expressions in MOOSE. While what you did seems fine, it is a convoluted way to get to something that MOOSE will do for you. Good identification of problems with doing the mesh like this. This is a viable way to do the mesh and solve the problem. Yeah, your implicit mesh</w:t>
+      </w:r>
+      <w:r>
+        <w:t>ed gap</w:t>
+      </w:r>
+      <w:r>
+        <w:t xml:space="preserve"> isn’t correct. You should have had access to all of the mesh generators and modifiers. The build I provided can do all of those. </w:t>
+      </w:r>
+      <w:r>
+        <w:t xml:space="preserve">You would have needed to break the mesh, and then use thermal contact. You can also do this by different mesh generation conventions, such as </w:t>
       </w:r>
       <w:proofErr w:type="spellStart"/>
       <w:r>
@@ -584,231 +1547,29 @@
       </w:r>
       <w:proofErr w:type="spellEnd"/>
       <w:r>
-        <w:t xml:space="preserve"> and/or combined mesh generators. Also, it is more appropriate to assign material blocks to specific regions which are meshed. For the implicit mesh, look at the </w:t>
-      </w:r>
-      <w:proofErr w:type="spellStart"/>
-      <w:r>
-        <w:t>GapHeatTransfer</w:t>
-      </w:r>
-      <w:proofErr w:type="spellEnd"/>
-      <w:r>
-        <w:t xml:space="preserve"> in thermal contact actions. While this worked for a part of the problem here, it is more an outcome of the simplicity of the problem than a viable strategy going forward.</w:t>
-      </w:r>
-    </w:p>
-    <w:p>
-      <w:pPr>
-        <w:spacing w:line="240" w:lineRule="auto"/>
-      </w:pPr>
-    </w:p>
-    <w:p>
-      <w:pPr>
-        <w:spacing w:line="240" w:lineRule="auto"/>
-      </w:pPr>
-      <w:r>
-        <w:t>Grade: 85</w:t>
-      </w:r>
-    </w:p>
-    <w:p>
-      <w:pPr>
-        <w:spacing w:line="240" w:lineRule="auto"/>
-      </w:pPr>
-    </w:p>
-    <w:p>
-      <w:pPr>
-        <w:spacing w:line="240" w:lineRule="auto"/>
-      </w:pPr>
-      <w:r>
-        <w:t>Cameron Myers</w:t>
-      </w:r>
-    </w:p>
-    <w:p>
-      <w:pPr>
-        <w:spacing w:line="240" w:lineRule="auto"/>
-      </w:pPr>
-    </w:p>
-    <w:p>
-      <w:pPr>
-        <w:spacing w:line="240" w:lineRule="auto"/>
-      </w:pPr>
-      <w:r>
-        <w:t xml:space="preserve">Ok. So, several issues here. Your geometry is defined properly for the first part. However, the mesh you used is way too coarse, as it will not be able to separately distinguish the gap. Despite this, I was able to get your input file to converged by tweaking some of the executioner parameters. Namely: </w:t>
-      </w:r>
-      <w:r>
-        <w:t xml:space="preserve">  </w:t>
-      </w:r>
-    </w:p>
-    <w:p>
-      <w:pPr>
-        <w:spacing w:line="240" w:lineRule="auto"/>
-      </w:pPr>
-      <w:proofErr w:type="spellStart"/>
-      <w:r>
-        <w:t>petsc_options_iname</w:t>
-      </w:r>
-      <w:proofErr w:type="spellEnd"/>
-      <w:r>
-        <w:t xml:space="preserve"> = '-</w:t>
-      </w:r>
-      <w:proofErr w:type="spellStart"/>
-      <w:r>
-        <w:t>pc_type</w:t>
-      </w:r>
-      <w:proofErr w:type="spellEnd"/>
-      <w:r>
-        <w:t xml:space="preserve"> -</w:t>
-      </w:r>
-      <w:proofErr w:type="spellStart"/>
-      <w:r>
-        <w:t>pc_factor_mat_solver_type</w:t>
-      </w:r>
-      <w:proofErr w:type="spellEnd"/>
-      <w:r>
-        <w:t>'</w:t>
-      </w:r>
-    </w:p>
-    <w:p>
-      <w:pPr>
-        <w:spacing w:line="240" w:lineRule="auto"/>
-      </w:pPr>
-      <w:proofErr w:type="spellStart"/>
-      <w:r>
-        <w:t>petsc_options_value</w:t>
-      </w:r>
-      <w:proofErr w:type="spellEnd"/>
-      <w:r>
-        <w:t xml:space="preserve"> = '</w:t>
-      </w:r>
-      <w:proofErr w:type="spellStart"/>
-      <w:r>
-        <w:t>lu</w:t>
-      </w:r>
-      <w:proofErr w:type="spellEnd"/>
-      <w:r>
-        <w:t xml:space="preserve">       mumps'</w:t>
-      </w:r>
-    </w:p>
-    <w:p>
-      <w:pPr>
-        <w:spacing w:line="240" w:lineRule="auto"/>
-      </w:pPr>
-      <w:proofErr w:type="spellStart"/>
-      <w:r>
-        <w:t>l_tol</w:t>
-      </w:r>
-      <w:proofErr w:type="spellEnd"/>
-      <w:r>
-        <w:t xml:space="preserve"> = 1e-6</w:t>
-      </w:r>
-    </w:p>
-    <w:p>
-      <w:pPr>
-        <w:spacing w:line="240" w:lineRule="auto"/>
-      </w:pPr>
-      <w:proofErr w:type="spellStart"/>
-      <w:r>
-        <w:t>nl_rel_tol</w:t>
-      </w:r>
-      <w:proofErr w:type="spellEnd"/>
-      <w:r>
-        <w:t xml:space="preserve"> = 1e-8</w:t>
-      </w:r>
-    </w:p>
-    <w:p>
-      <w:pPr>
-        <w:spacing w:line="240" w:lineRule="auto"/>
-      </w:pPr>
-      <w:proofErr w:type="spellStart"/>
-      <w:r>
-        <w:t>nl_abs_tol</w:t>
-      </w:r>
-      <w:proofErr w:type="spellEnd"/>
-      <w:r>
-        <w:t xml:space="preserve"> = 1e-10</w:t>
-      </w:r>
-      <w:r>
-        <w:t xml:space="preserve"> </w:t>
-      </w:r>
-    </w:p>
-    <w:p>
-      <w:pPr>
-        <w:spacing w:line="240" w:lineRule="auto"/>
-      </w:pPr>
-      <w:r>
-        <w:t xml:space="preserve">Also, its best practice to not use tabs in your files, as that can sometimes mess up the HIT syntax. It didn’t here, but I know with older versions of MOOSE it did, and </w:t>
-      </w:r>
-      <w:proofErr w:type="spellStart"/>
-      <w:r>
-        <w:t>its</w:t>
-      </w:r>
-      <w:proofErr w:type="spellEnd"/>
-      <w:r>
-        <w:t xml:space="preserve"> advisable to only use spaces, not tabs. Report is well written, just didn’t get over the line on tweaking </w:t>
-      </w:r>
-      <w:r>
-        <w:lastRenderedPageBreak/>
-        <w:t xml:space="preserve">some convergence-related </w:t>
-      </w:r>
-      <w:proofErr w:type="spellStart"/>
-      <w:r>
-        <w:t>paramters</w:t>
-      </w:r>
-      <w:proofErr w:type="spellEnd"/>
-      <w:r>
-        <w:t xml:space="preserve">, which would have allowed you to push further. Also, look at combined mesh generators for the implicit description of the gap with the thermal contact action. </w:t>
-      </w:r>
-      <w:r>
-        <w:t xml:space="preserve">Come get help if you need it. </w:t>
-      </w:r>
-    </w:p>
-    <w:p>
-      <w:pPr>
-        <w:spacing w:line="240" w:lineRule="auto"/>
-      </w:pPr>
-    </w:p>
-    <w:p>
-      <w:pPr>
-        <w:spacing w:line="240" w:lineRule="auto"/>
-      </w:pPr>
-      <w:r>
-        <w:t>Grade: 75</w:t>
-      </w:r>
-    </w:p>
-    <w:p>
-      <w:pPr>
-        <w:spacing w:line="240" w:lineRule="auto"/>
-      </w:pPr>
-    </w:p>
-    <w:p>
-      <w:pPr>
-        <w:spacing w:line="240" w:lineRule="auto"/>
-      </w:pPr>
-      <w:r>
-        <w:t xml:space="preserve">Jack </w:t>
-      </w:r>
-      <w:proofErr w:type="spellStart"/>
-      <w:r>
-        <w:t>Falcoz</w:t>
-      </w:r>
-      <w:proofErr w:type="spellEnd"/>
-      <w:r>
-        <w:t>-Vigne</w:t>
-      </w:r>
-    </w:p>
-    <w:p>
-      <w:pPr>
-        <w:spacing w:line="240" w:lineRule="auto"/>
-      </w:pPr>
-    </w:p>
-    <w:p>
-      <w:pPr>
-        <w:spacing w:line="240" w:lineRule="auto"/>
-      </w:pPr>
-      <w:r>
-        <w:t xml:space="preserve">Excellent code writing! Ideal to have everything commented to explain what you are doing and to have variable/blocks logically named. </w:t>
-      </w:r>
-      <w:r>
-        <w:t xml:space="preserve">Looks like you worked with Aidan and Connor on this, which is fine, as long as there are discernible differences in what you all did. </w:t>
-      </w:r>
+        <w:t xml:space="preserve"> meshing or cartesian meshes. But you should be able to replicate exactly what you see in the cases with an explicit mesh for a case where you have an implicit mesh. </w:t>
+      </w:r>
+    </w:p>
+    <w:p>
+      <w:pPr>
+        <w:spacing w:line="240" w:lineRule="auto"/>
+      </w:pPr>
+    </w:p>
+    <w:p>
+      <w:pPr>
+        <w:spacing w:line="240" w:lineRule="auto"/>
+      </w:pPr>
+      <w:r>
+        <w:t>Grade:</w:t>
+      </w:r>
+      <w:r>
+        <w:t xml:space="preserve"> 91</w:t>
+      </w:r>
+    </w:p>
+    <w:p>
+      <w:pPr>
+        <w:spacing w:line="240" w:lineRule="auto"/>
+      </w:pPr>
     </w:p>
     <w:p>
       <w:pPr>

--- a/Nuclear_Fuel_Performance/NE533_Spring2026/MOOSE/MOOSE Part 1 Grading Notes.docx
+++ b/Nuclear_Fuel_Performance/NE533_Spring2026/MOOSE/MOOSE Part 1 Grading Notes.docx
@@ -47,18 +47,18 @@
         <w:t xml:space="preserve"> instead of leaving it as the default. Your method for removing the gap </w:t>
       </w:r>
       <w:r>
-        <w:t>could work</w:t>
-      </w:r>
-      <w:r>
-        <w:t xml:space="preserve">, but will not for what </w:t>
+        <w:t xml:space="preserve">could </w:t>
       </w:r>
       <w:proofErr w:type="gramStart"/>
       <w:r>
-        <w:t>is</w:t>
+        <w:t>work</w:t>
+      </w:r>
+      <w:r>
+        <w:t>, but</w:t>
       </w:r>
       <w:proofErr w:type="gramEnd"/>
       <w:r>
-        <w:t xml:space="preserve"> needed in part 3, which will include gap closure. This </w:t>
+        <w:t xml:space="preserve"> will not for what is needed in part 3, which will include gap closure. This </w:t>
       </w:r>
       <w:proofErr w:type="spellStart"/>
       <w:r>
@@ -906,12 +906,10 @@
       <w:r>
         <w:t xml:space="preserve"> just the exact same data. Also, better to label your figures completely. You should have done more comparison between case 1 and 2 with regards to the analytical solution. Did it match? Where we </w:t>
       </w:r>
-      <w:proofErr w:type="spellStart"/>
       <w:proofErr w:type="gramStart"/>
       <w:r>
         <w:t>errors</w:t>
       </w:r>
-      <w:proofErr w:type="spellEnd"/>
       <w:proofErr w:type="gramEnd"/>
       <w:r>
         <w:t>? You didn’t show that moose is doing things correctly. Best practice to include a conclusion. Overall, everything looks good. Code runs well. Did everything right. Just some issues with analysis and cleaning up the report.</w:t>
@@ -1293,10 +1291,7 @@
         <w:t xml:space="preserve"> </w:t>
       </w:r>
       <w:r>
-        <w:t xml:space="preserve">Everything runs well, did everything asked. Minor quibbles here and there. </w:t>
-      </w:r>
-      <w:r>
-        <w:t>Would have preferred you do stead-state detection instead of specifying the exit time.</w:t>
+        <w:t>Everything runs well, did everything asked. Minor quibbles here and there. Would have preferred you do stead-state detection instead of specifying the exit time.</w:t>
       </w:r>
     </w:p>
     <w:p>
@@ -1564,6 +1559,60 @@
       </w:r>
       <w:r>
         <w:t xml:space="preserve"> 91</w:t>
+      </w:r>
+    </w:p>
+    <w:p>
+      <w:pPr>
+        <w:spacing w:line="240" w:lineRule="auto"/>
+      </w:pPr>
+    </w:p>
+    <w:p>
+      <w:pPr>
+        <w:spacing w:line="240" w:lineRule="auto"/>
+      </w:pPr>
+      <w:r>
+        <w:t>Steven Hood</w:t>
+      </w:r>
+    </w:p>
+    <w:p>
+      <w:pPr>
+        <w:spacing w:line="240" w:lineRule="auto"/>
+      </w:pPr>
+    </w:p>
+    <w:p>
+      <w:pPr>
+        <w:spacing w:line="240" w:lineRule="auto"/>
+      </w:pPr>
+      <w:r>
+        <w:t xml:space="preserve">Good organization of the report. Can combine methods into a single paragraph, instead of the pseudo-bulleted list. Would have preferred you turn on steady state detection, rather than running to a specific time. Why did you compare at 34 seconds? How did you get an analytical solve to the kth(T)? This can only really be done numerically. I am unsure of why your centerline temperatures are too low. Would have been </w:t>
+      </w:r>
+      <w:proofErr w:type="gramStart"/>
+      <w:r>
+        <w:t>more clear</w:t>
+      </w:r>
+      <w:proofErr w:type="gramEnd"/>
+      <w:r>
+        <w:t xml:space="preserve"> to show the radial </w:t>
+      </w:r>
+      <w:r>
+        <w:lastRenderedPageBreak/>
+        <w:t>temperature profiles of each case. I think you are combining the meshes instead of stitching the meshes for the no gap case, and this caused the problem. For no gap, you need to combine. But for with the gap, you should stitch. Otherwise, everything looks good.</w:t>
+      </w:r>
+    </w:p>
+    <w:p>
+      <w:pPr>
+        <w:spacing w:line="240" w:lineRule="auto"/>
+      </w:pPr>
+    </w:p>
+    <w:p>
+      <w:pPr>
+        <w:spacing w:line="240" w:lineRule="auto"/>
+      </w:pPr>
+      <w:r>
+        <w:t xml:space="preserve">Grade: </w:t>
+      </w:r>
+      <w:r>
+        <w:t>94</w:t>
       </w:r>
     </w:p>
     <w:p>
